--- a/Звіт/Диплом/v2_диплом_Ніколаєв_2026.docx
+++ b/Звіт/Диплом/v2_диплом_Ніколаєв_2026.docx
@@ -715,12 +715,9 @@
             </w:pPr>
             <w:r>
               <w:rPr>
-                <w:rFonts w:eastAsia="Times New Roman" w:cs="Times New Roman"/>
-                <w:kern w:val="0"/>
                 <w:szCs w:val="28"/>
-                <w:lang w:eastAsia="ru-RU"/>
-              </w:rPr>
-              <w:t xml:space="preserve">Використання нейронних мереж при розв’язанні систем </w:t>
+              </w:rPr>
+              <w:t>Розробка та програмна реалізація алгоритму оптимізації</w:t>
             </w:r>
           </w:p>
         </w:tc>
@@ -754,12 +751,9 @@
             </w:pPr>
             <w:r>
               <w:rPr>
-                <w:rFonts w:eastAsia="Times New Roman" w:cs="Times New Roman"/>
-                <w:kern w:val="0"/>
                 <w:szCs w:val="28"/>
-                <w:lang w:eastAsia="ru-RU"/>
-              </w:rPr>
-              <w:t>нелінійних алгебраїчних рівнянь</w:t>
+              </w:rPr>
+              <w:t>розподілу вантажів у транспортній мережі</w:t>
             </w:r>
           </w:p>
         </w:tc>
@@ -3710,6 +3704,12 @@
                 <w:lang w:eastAsia="ru-RU"/>
               </w:rPr>
             </w:pPr>
+            <w:r>
+              <w:rPr>
+                <w:szCs w:val="28"/>
+              </w:rPr>
+              <w:t xml:space="preserve">Розробка та програмна реалізація алгоритму оптимізації </w:t>
+            </w:r>
           </w:p>
         </w:tc>
       </w:tr>
@@ -3739,6 +3739,12 @@
                 <w:lang w:eastAsia="ru-RU"/>
               </w:rPr>
             </w:pPr>
+            <w:r>
+              <w:rPr>
+                <w:szCs w:val="28"/>
+              </w:rPr>
+              <w:t>розподілу вантажів у транспортній мережі</w:t>
+            </w:r>
           </w:p>
         </w:tc>
       </w:tr>
@@ -13659,14 +13665,28 @@
         <w:rPr>
           <w:lang w:val="en-US"/>
         </w:rPr>
-        <w:t>build_selection_map</w:t>
-      </w:r>
-      <w:proofErr w:type="spellEnd"/>
-      <w:r>
-        <w:rPr>
-          <w:lang w:val="en-US"/>
-        </w:rPr>
-        <w:t xml:space="preserve">() і </w:t>
+        <w:t>build_selection_</w:t>
+      </w:r>
+      <w:proofErr w:type="gramStart"/>
+      <w:r>
+        <w:rPr>
+          <w:lang w:val="en-US"/>
+        </w:rPr>
+        <w:t>map</w:t>
+      </w:r>
+      <w:proofErr w:type="spellEnd"/>
+      <w:r>
+        <w:rPr>
+          <w:lang w:val="en-US"/>
+        </w:rPr>
+        <w:t>(</w:t>
+      </w:r>
+      <w:proofErr w:type="gramEnd"/>
+      <w:r>
+        <w:rPr>
+          <w:lang w:val="en-US"/>
+        </w:rPr>
+        <w:t xml:space="preserve">) і </w:t>
       </w:r>
       <w:proofErr w:type="spellStart"/>
       <w:r>
@@ -14741,14 +14761,28 @@
         <w:rPr>
           <w:lang w:val="en-US"/>
         </w:rPr>
-        <w:t>configure_osmnx_tags</w:t>
-      </w:r>
-      <w:proofErr w:type="spellEnd"/>
-      <w:r>
-        <w:rPr>
-          <w:lang w:val="en-US"/>
-        </w:rPr>
-        <w:t>(), _</w:t>
+        <w:t>configure_osmnx_</w:t>
+      </w:r>
+      <w:proofErr w:type="gramStart"/>
+      <w:r>
+        <w:rPr>
+          <w:lang w:val="en-US"/>
+        </w:rPr>
+        <w:t>tags</w:t>
+      </w:r>
+      <w:proofErr w:type="spellEnd"/>
+      <w:r>
+        <w:rPr>
+          <w:lang w:val="en-US"/>
+        </w:rPr>
+        <w:t>(</w:t>
+      </w:r>
+      <w:proofErr w:type="gramEnd"/>
+      <w:r>
+        <w:rPr>
+          <w:lang w:val="en-US"/>
+        </w:rPr>
+        <w:t>), _</w:t>
       </w:r>
       <w:proofErr w:type="spellStart"/>
       <w:r>
@@ -15055,14 +15089,28 @@
         <w:rPr>
           <w:lang w:val="en-US"/>
         </w:rPr>
-        <w:t>forward_geocode</w:t>
-      </w:r>
-      <w:proofErr w:type="spellEnd"/>
-      <w:r>
-        <w:rPr>
-          <w:lang w:val="en-US"/>
-        </w:rPr>
-        <w:t xml:space="preserve">(address, city) </w:t>
+        <w:t>forward_</w:t>
+      </w:r>
+      <w:proofErr w:type="gramStart"/>
+      <w:r>
+        <w:rPr>
+          <w:lang w:val="en-US"/>
+        </w:rPr>
+        <w:t>geocode</w:t>
+      </w:r>
+      <w:proofErr w:type="spellEnd"/>
+      <w:r>
+        <w:rPr>
+          <w:lang w:val="en-US"/>
+        </w:rPr>
+        <w:t>(</w:t>
+      </w:r>
+      <w:proofErr w:type="gramEnd"/>
+      <w:r>
+        <w:rPr>
+          <w:lang w:val="en-US"/>
+        </w:rPr>
+        <w:t xml:space="preserve">address, city) </w:t>
       </w:r>
       <w:proofErr w:type="spellStart"/>
       <w:r>
@@ -15593,14 +15641,28 @@
         <w:rPr>
           <w:lang w:val="en-US"/>
         </w:rPr>
-        <w:t>build_map</w:t>
-      </w:r>
-      <w:proofErr w:type="spellEnd"/>
-      <w:r>
-        <w:rPr>
-          <w:lang w:val="en-US"/>
-        </w:rPr>
-        <w:t xml:space="preserve">() </w:t>
+        <w:t>build_</w:t>
+      </w:r>
+      <w:proofErr w:type="gramStart"/>
+      <w:r>
+        <w:rPr>
+          <w:lang w:val="en-US"/>
+        </w:rPr>
+        <w:t>map</w:t>
+      </w:r>
+      <w:proofErr w:type="spellEnd"/>
+      <w:r>
+        <w:rPr>
+          <w:lang w:val="en-US"/>
+        </w:rPr>
+        <w:t>(</w:t>
+      </w:r>
+      <w:proofErr w:type="gramEnd"/>
+      <w:r>
+        <w:rPr>
+          <w:lang w:val="en-US"/>
+        </w:rPr>
+        <w:t xml:space="preserve">) </w:t>
       </w:r>
       <w:proofErr w:type="spellStart"/>
       <w:r>
@@ -17702,7 +17764,21 @@
         <w:rPr>
           <w:lang w:val="en-US"/>
         </w:rPr>
-        <w:t xml:space="preserve"> _lock(address, city), </w:t>
+        <w:t xml:space="preserve"> _</w:t>
+      </w:r>
+      <w:proofErr w:type="gramStart"/>
+      <w:r>
+        <w:rPr>
+          <w:lang w:val="en-US"/>
+        </w:rPr>
+        <w:t>lock(</w:t>
+      </w:r>
+      <w:proofErr w:type="gramEnd"/>
+      <w:r>
+        <w:rPr>
+          <w:lang w:val="en-US"/>
+        </w:rPr>
+        <w:t xml:space="preserve">address, city), </w:t>
       </w:r>
       <w:proofErr w:type="spellStart"/>
       <w:r>
@@ -18081,7 +18157,21 @@
         <w:rPr>
           <w:lang w:val="en-US"/>
         </w:rPr>
-        <w:t xml:space="preserve"> geocode(query, timeout=10) </w:t>
+        <w:t xml:space="preserve"> </w:t>
+      </w:r>
+      <w:proofErr w:type="gramStart"/>
+      <w:r>
+        <w:rPr>
+          <w:lang w:val="en-US"/>
+        </w:rPr>
+        <w:t>geocode(</w:t>
+      </w:r>
+      <w:proofErr w:type="gramEnd"/>
+      <w:r>
+        <w:rPr>
+          <w:lang w:val="en-US"/>
+        </w:rPr>
+        <w:t xml:space="preserve">query, timeout=10) </w:t>
       </w:r>
       <w:proofErr w:type="spellStart"/>
       <w:r>
@@ -18575,7 +18665,21 @@
         <w:rPr>
           <w:lang w:val="en-US"/>
         </w:rPr>
-        <w:t xml:space="preserve"> result(address, </w:t>
+        <w:t xml:space="preserve"> </w:t>
+      </w:r>
+      <w:proofErr w:type="gramStart"/>
+      <w:r>
+        <w:rPr>
+          <w:lang w:val="en-US"/>
+        </w:rPr>
+        <w:t>result(</w:t>
+      </w:r>
+      <w:proofErr w:type="gramEnd"/>
+      <w:r>
+        <w:rPr>
+          <w:lang w:val="en-US"/>
+        </w:rPr>
+        <w:t xml:space="preserve">address, </w:t>
       </w:r>
       <w:proofErr w:type="spellStart"/>
       <w:r>
@@ -18704,6 +18808,7 @@
         <w:t xml:space="preserve"> address=</w:t>
       </w:r>
       <w:proofErr w:type="spellStart"/>
+      <w:proofErr w:type="gramStart"/>
       <w:r>
         <w:rPr>
           <w:lang w:val="en-US"/>
@@ -18711,6 +18816,7 @@
         <w:t>result.address</w:t>
       </w:r>
       <w:proofErr w:type="spellEnd"/>
+      <w:proofErr w:type="gramEnd"/>
       <w:r>
         <w:rPr>
           <w:lang w:val="en-US"/>
@@ -18928,11 +19034,19 @@
         <w:t xml:space="preserve"> (</w:t>
       </w:r>
       <w:proofErr w:type="spellStart"/>
-      <w:r>
-        <w:rPr>
-          <w:lang w:val="en-US"/>
-        </w:rPr>
-        <w:t>st.session_state</w:t>
+      <w:proofErr w:type="gramStart"/>
+      <w:r>
+        <w:rPr>
+          <w:lang w:val="en-US"/>
+        </w:rPr>
+        <w:t>st.session</w:t>
+      </w:r>
+      <w:proofErr w:type="gramEnd"/>
+      <w:r>
+        <w:rPr>
+          <w:lang w:val="en-US"/>
+        </w:rPr>
+        <w:t>_state</w:t>
       </w:r>
       <w:proofErr w:type="spellEnd"/>
       <w:r>
@@ -20533,7 +20647,21 @@
         <w:rPr>
           <w:lang w:val="en-US"/>
         </w:rPr>
-        <w:t xml:space="preserve"> reverse((</w:t>
+        <w:t xml:space="preserve"> </w:t>
+      </w:r>
+      <w:proofErr w:type="gramStart"/>
+      <w:r>
+        <w:rPr>
+          <w:lang w:val="en-US"/>
+        </w:rPr>
+        <w:t>reverse(</w:t>
+      </w:r>
+      <w:proofErr w:type="gramEnd"/>
+      <w:r>
+        <w:rPr>
+          <w:lang w:val="en-US"/>
+        </w:rPr>
+        <w:t>(</w:t>
       </w:r>
       <w:proofErr w:type="spellStart"/>
       <w:r>
@@ -20844,6 +20972,7 @@
         <w:t xml:space="preserve"> address=</w:t>
       </w:r>
       <w:proofErr w:type="spellStart"/>
+      <w:proofErr w:type="gramStart"/>
       <w:r>
         <w:rPr>
           <w:lang w:val="en-US"/>
@@ -20851,6 +20980,7 @@
         <w:t>result.address</w:t>
       </w:r>
       <w:proofErr w:type="spellEnd"/>
+      <w:proofErr w:type="gramEnd"/>
       <w:r>
         <w:rPr>
           <w:lang w:val="en-US"/>
@@ -23931,7 +24061,19 @@
         <w:pStyle w:val="NormalText"/>
       </w:pPr>
       <w:r>
-        <w:t>Фаза 1 — Призначення зупинок до типів ТЗ. Перший етап вирішує задачу багатокритеріального розподілу: для кожної точки доставки потрібно обрати такий тип транспортного засобу, який, по-перше, фізично здатен її досягти (модальна сумісність ребер дорожньої мережі), а по-друге, має достатній залишок вантажомісткості. На діаграмі цей етап представлено вкладеним подвійним циклом «loop». Зовнішній цикл «для кожної зупинки» ітерується по всіх точках доставки. Внутрішній цикл «для кожного типу ТЗ (drive, bike, walk)» викликає build_distance_matrix(G_mode, [depot, stop], "travel_time") модуля RouteSolver, що повертає мінімальну matrix — час досяжності зупинки з депо для даного режиму. Якщо матриця містить сентинельне значення PENALTY = 10^9 секунд, зупинка вважається недосяжною для цього режиму і виключається з кандидатів. Після завершення внутрішнього циклу VRPSolver виконує self-message «Обрати тип ТЗ з найбільшим залишком місткості серед сумісних режимів», що реалізує жадібну стратегію балансування завантаження автопарку.</w:t>
+        <w:t xml:space="preserve">Фаза 1 </w:t>
+      </w:r>
+      <w:r>
+        <w:t>–</w:t>
+      </w:r>
+      <w:r>
+        <w:t xml:space="preserve"> Призначення зупинок до типів ТЗ. Перший етап вирішує задачу багатокритеріального розподілу: для кожної точки доставки потрібно обрати такий тип транспортного засобу, який, по-перше, фізично здатен її досягти (модальна сумісність ребер дорожньої мережі), а по-друге, має достатній залишок вантажомісткості. На діаграмі цей етап представлено вкладеним подвійним циклом «loop». Зовнішній цикл «для кожної зупинки» ітерується по всіх точках доставки. Внутрішній цикл «для кожного типу ТЗ (drive, bike, walk)» викликає build_distance_matrix(G_mode, [depot, stop], "travel_time") модуля RouteSolver, що повертає мінімальну matrix </w:t>
+      </w:r>
+      <w:r>
+        <w:t>–</w:t>
+      </w:r>
+      <w:r>
+        <w:t xml:space="preserve"> час досяжності зупинки з депо для даного режиму. Якщо матриця містить сентинельне значення PENALTY = 10^9 секунд, зупинка вважається недосяжною для цього режиму і виключається з кандидатів. Після завершення внутрішнього циклу VRPSolver виконує self-message «Обрати тип ТЗ з найбільшим залишком місткості серед сумісних режимів», що реалізує жадібну стратегію балансування завантаження автопарку.</w:t>
       </w:r>
     </w:p>
     <w:p>
@@ -23953,7 +24095,19 @@
         <w:rPr>
           <w:lang w:val="en-US"/>
         </w:rPr>
-        <w:t xml:space="preserve"> 2 — </w:t>
+        <w:t xml:space="preserve"> 2 </w:t>
+      </w:r>
+      <w:r>
+        <w:rPr>
+          <w:lang w:val="en-US"/>
+        </w:rPr>
+        <w:t>–</w:t>
+      </w:r>
+      <w:r>
+        <w:rPr>
+          <w:lang w:val="en-US"/>
+        </w:rPr>
+        <w:t xml:space="preserve"> </w:t>
       </w:r>
       <w:proofErr w:type="spellStart"/>
       <w:r>
@@ -24373,7 +24527,19 @@
         <w:rPr>
           <w:lang w:val="en-US"/>
         </w:rPr>
-        <w:t xml:space="preserve"> — </w:t>
+        <w:t xml:space="preserve"> </w:t>
+      </w:r>
+      <w:r>
+        <w:rPr>
+          <w:lang w:val="en-US"/>
+        </w:rPr>
+        <w:t>–</w:t>
+      </w:r>
+      <w:r>
+        <w:rPr>
+          <w:lang w:val="en-US"/>
+        </w:rPr>
+        <w:t xml:space="preserve"> </w:t>
       </w:r>
       <w:proofErr w:type="spellStart"/>
       <w:r>
@@ -24401,7 +24567,21 @@
         <w:rPr>
           <w:lang w:val="en-US"/>
         </w:rPr>
-        <w:t>=k).fit(</w:t>
+        <w:t>=k</w:t>
+      </w:r>
+      <w:proofErr w:type="gramStart"/>
+      <w:r>
+        <w:rPr>
+          <w:lang w:val="en-US"/>
+        </w:rPr>
+        <w:t>).fit</w:t>
+      </w:r>
+      <w:proofErr w:type="gramEnd"/>
+      <w:r>
+        <w:rPr>
+          <w:lang w:val="en-US"/>
+        </w:rPr>
+        <w:t>(</w:t>
       </w:r>
       <w:proofErr w:type="spellStart"/>
       <w:r>
@@ -24415,7 +24595,19 @@
         <w:rPr>
           <w:lang w:val="en-US"/>
         </w:rPr>
-        <w:t xml:space="preserve">) — </w:t>
+        <w:t xml:space="preserve">) </w:t>
+      </w:r>
+      <w:r>
+        <w:rPr>
+          <w:lang w:val="en-US"/>
+        </w:rPr>
+        <w:t>–</w:t>
+      </w:r>
+      <w:r>
+        <w:rPr>
+          <w:lang w:val="en-US"/>
+        </w:rPr>
+        <w:t xml:space="preserve"> </w:t>
       </w:r>
       <w:proofErr w:type="spellStart"/>
       <w:r>
@@ -24765,21 +24957,59 @@
         <w:rPr>
           <w:lang w:val="en-US"/>
         </w:rPr>
-        <w:t xml:space="preserve"> — _</w:t>
-      </w:r>
-      <w:proofErr w:type="spellStart"/>
-      <w:r>
-        <w:rPr>
-          <w:lang w:val="en-US"/>
-        </w:rPr>
-        <w:t>rebalance_clusters</w:t>
-      </w:r>
-      <w:proofErr w:type="spellEnd"/>
-      <w:r>
-        <w:rPr>
-          <w:lang w:val="en-US"/>
-        </w:rPr>
-        <w:t xml:space="preserve">() — </w:t>
+        <w:t xml:space="preserve"> </w:t>
+      </w:r>
+      <w:r>
+        <w:rPr>
+          <w:lang w:val="en-US"/>
+        </w:rPr>
+        <w:t>–</w:t>
+      </w:r>
+      <w:r>
+        <w:rPr>
+          <w:lang w:val="en-US"/>
+        </w:rPr>
+        <w:t xml:space="preserve"> _</w:t>
+      </w:r>
+      <w:proofErr w:type="spellStart"/>
+      <w:r>
+        <w:rPr>
+          <w:lang w:val="en-US"/>
+        </w:rPr>
+        <w:t>rebalance_</w:t>
+      </w:r>
+      <w:proofErr w:type="gramStart"/>
+      <w:r>
+        <w:rPr>
+          <w:lang w:val="en-US"/>
+        </w:rPr>
+        <w:t>clusters</w:t>
+      </w:r>
+      <w:proofErr w:type="spellEnd"/>
+      <w:r>
+        <w:rPr>
+          <w:lang w:val="en-US"/>
+        </w:rPr>
+        <w:t>(</w:t>
+      </w:r>
+      <w:proofErr w:type="gramEnd"/>
+      <w:r>
+        <w:rPr>
+          <w:lang w:val="en-US"/>
+        </w:rPr>
+        <w:t xml:space="preserve">) </w:t>
+      </w:r>
+      <w:r>
+        <w:rPr>
+          <w:lang w:val="en-US"/>
+        </w:rPr>
+        <w:t>–</w:t>
+      </w:r>
+      <w:r>
+        <w:rPr>
+          <w:lang w:val="en-US"/>
+        </w:rPr>
+        <w:t xml:space="preserve"> </w:t>
       </w:r>
       <w:proofErr w:type="spellStart"/>
       <w:r>
@@ -24842,49 +25072,49 @@
         <w:rPr>
           <w:lang w:val="en-US"/>
         </w:rPr>
+        <w:t>переміщує</w:t>
+      </w:r>
+      <w:proofErr w:type="spellEnd"/>
+      <w:r>
+        <w:rPr>
+          <w:lang w:val="en-US"/>
+        </w:rPr>
+        <w:t xml:space="preserve"> </w:t>
+      </w:r>
+      <w:proofErr w:type="spellStart"/>
+      <w:r>
+        <w:rPr>
+          <w:lang w:val="en-US"/>
+        </w:rPr>
+        <w:t>зупинки</w:t>
+      </w:r>
+      <w:proofErr w:type="spellEnd"/>
+      <w:r>
+        <w:rPr>
+          <w:lang w:val="en-US"/>
+        </w:rPr>
+        <w:t xml:space="preserve"> </w:t>
+      </w:r>
+      <w:proofErr w:type="spellStart"/>
+      <w:r>
+        <w:rPr>
+          <w:lang w:val="en-US"/>
+        </w:rPr>
+        <w:t>між</w:t>
+      </w:r>
+      <w:proofErr w:type="spellEnd"/>
+      <w:r>
+        <w:rPr>
+          <w:lang w:val="en-US"/>
+        </w:rPr>
+        <w:t xml:space="preserve"> </w:t>
+      </w:r>
+      <w:proofErr w:type="spellStart"/>
+      <w:r>
+        <w:rPr>
+          <w:lang w:val="en-US"/>
+        </w:rPr>
         <w:lastRenderedPageBreak/>
-        <w:t>переміщує</w:t>
-      </w:r>
-      <w:proofErr w:type="spellEnd"/>
-      <w:r>
-        <w:rPr>
-          <w:lang w:val="en-US"/>
-        </w:rPr>
-        <w:t xml:space="preserve"> </w:t>
-      </w:r>
-      <w:proofErr w:type="spellStart"/>
-      <w:r>
-        <w:rPr>
-          <w:lang w:val="en-US"/>
-        </w:rPr>
-        <w:t>зупинки</w:t>
-      </w:r>
-      <w:proofErr w:type="spellEnd"/>
-      <w:r>
-        <w:rPr>
-          <w:lang w:val="en-US"/>
-        </w:rPr>
-        <w:t xml:space="preserve"> </w:t>
-      </w:r>
-      <w:proofErr w:type="spellStart"/>
-      <w:r>
-        <w:rPr>
-          <w:lang w:val="en-US"/>
-        </w:rPr>
-        <w:t>між</w:t>
-      </w:r>
-      <w:proofErr w:type="spellEnd"/>
-      <w:r>
-        <w:rPr>
-          <w:lang w:val="en-US"/>
-        </w:rPr>
-        <w:t xml:space="preserve"> </w:t>
-      </w:r>
-      <w:proofErr w:type="spellStart"/>
-      <w:r>
-        <w:rPr>
-          <w:lang w:val="en-US"/>
-        </w:rPr>
         <w:t>сусідніми</w:t>
       </w:r>
       <w:proofErr w:type="spellEnd"/>
@@ -25292,7 +25522,19 @@
         <w:rPr>
           <w:lang w:val="en-US"/>
         </w:rPr>
-        <w:t xml:space="preserve"> 3 — TSP </w:t>
+        <w:t xml:space="preserve"> 3 </w:t>
+      </w:r>
+      <w:r>
+        <w:rPr>
+          <w:lang w:val="en-US"/>
+        </w:rPr>
+        <w:t>–</w:t>
+      </w:r>
+      <w:r>
+        <w:rPr>
+          <w:lang w:val="en-US"/>
+        </w:rPr>
+        <w:t xml:space="preserve"> TSP </w:t>
       </w:r>
       <w:proofErr w:type="spellStart"/>
       <w:r>
@@ -25579,7 +25821,14 @@
         <w:rPr>
           <w:lang w:val="en-US"/>
         </w:rPr>
-        <w:t>build_distance_matrix</w:t>
+        <w:t>build_distance_</w:t>
+      </w:r>
+      <w:proofErr w:type="gramStart"/>
+      <w:r>
+        <w:rPr>
+          <w:lang w:val="en-US"/>
+        </w:rPr>
+        <w:t>matrix</w:t>
       </w:r>
       <w:proofErr w:type="spellEnd"/>
       <w:r>
@@ -25589,6 +25838,7 @@
         <w:t>(</w:t>
       </w:r>
       <w:proofErr w:type="spellStart"/>
+      <w:proofErr w:type="gramEnd"/>
       <w:r>
         <w:rPr>
           <w:lang w:val="en-US"/>
@@ -25614,7 +25864,19 @@
         <w:rPr>
           <w:lang w:val="en-US"/>
         </w:rPr>
-        <w:t xml:space="preserve">) — </w:t>
+        <w:t xml:space="preserve">) </w:t>
+      </w:r>
+      <w:r>
+        <w:rPr>
+          <w:lang w:val="en-US"/>
+        </w:rPr>
+        <w:t>–</w:t>
+      </w:r>
+      <w:r>
+        <w:rPr>
+          <w:lang w:val="en-US"/>
+        </w:rPr>
+        <w:t xml:space="preserve"> </w:t>
       </w:r>
       <w:proofErr w:type="spellStart"/>
       <w:r>
@@ -25740,7 +26002,19 @@
         <w:rPr>
           <w:lang w:val="en-US"/>
         </w:rPr>
-        <w:t xml:space="preserve">(nodes, matrix, "auto") — </w:t>
+        <w:t xml:space="preserve">(nodes, matrix, "auto") </w:t>
+      </w:r>
+      <w:r>
+        <w:rPr>
+          <w:lang w:val="en-US"/>
+        </w:rPr>
+        <w:t>–</w:t>
+      </w:r>
+      <w:r>
+        <w:rPr>
+          <w:lang w:val="en-US"/>
+        </w:rPr>
+        <w:t xml:space="preserve"> </w:t>
       </w:r>
       <w:proofErr w:type="spellStart"/>
       <w:r>
@@ -25908,7 +26182,19 @@
         <w:rPr>
           <w:lang w:val="en-US"/>
         </w:rPr>
-        <w:t xml:space="preserve">) — </w:t>
+        <w:t xml:space="preserve">) </w:t>
+      </w:r>
+      <w:r>
+        <w:rPr>
+          <w:lang w:val="en-US"/>
+        </w:rPr>
+        <w:t>–</w:t>
+      </w:r>
+      <w:r>
+        <w:rPr>
+          <w:lang w:val="en-US"/>
+        </w:rPr>
+        <w:t xml:space="preserve"> </w:t>
       </w:r>
       <w:proofErr w:type="spellStart"/>
       <w:r>
@@ -27296,7 +27582,19 @@
         <w:rPr>
           <w:lang w:val="en-US"/>
         </w:rPr>
-        <w:t xml:space="preserve"> — </w:t>
+        <w:t xml:space="preserve"> </w:t>
+      </w:r>
+      <w:r>
+        <w:rPr>
+          <w:lang w:val="en-US"/>
+        </w:rPr>
+        <w:t>–</w:t>
+      </w:r>
+      <w:r>
+        <w:rPr>
+          <w:lang w:val="en-US"/>
+        </w:rPr>
+        <w:t xml:space="preserve"> </w:t>
       </w:r>
       <w:proofErr w:type="spellStart"/>
       <w:r>
@@ -27436,7 +27734,19 @@
         <w:rPr>
           <w:lang w:val="en-US"/>
         </w:rPr>
-        <w:t xml:space="preserve"> у п. 2.3) — </w:t>
+        <w:t xml:space="preserve"> у п. 2.3) </w:t>
+      </w:r>
+      <w:r>
+        <w:rPr>
+          <w:lang w:val="en-US"/>
+        </w:rPr>
+        <w:t>–</w:t>
+      </w:r>
+      <w:r>
+        <w:rPr>
+          <w:lang w:val="en-US"/>
+        </w:rPr>
+        <w:t xml:space="preserve"> </w:t>
       </w:r>
       <w:proofErr w:type="spellStart"/>
       <w:r>
@@ -27667,7 +27977,6 @@
         <w:rPr>
           <w:lang w:val="en-US"/>
         </w:rPr>
-        <w:lastRenderedPageBreak/>
         <w:t>обрати</w:t>
       </w:r>
       <w:proofErr w:type="spellEnd"/>
@@ -27746,6 +28055,7 @@
         <w:rPr>
           <w:lang w:val="en-US"/>
         </w:rPr>
+        <w:lastRenderedPageBreak/>
         <w:t>Особливістю</w:t>
       </w:r>
       <w:proofErr w:type="spellEnd"/>
@@ -27928,14 +28238,28 @@
         <w:rPr>
           <w:lang w:val="en-US"/>
         </w:rPr>
-        <w:t>build_distance_matrix</w:t>
-      </w:r>
-      <w:proofErr w:type="spellEnd"/>
-      <w:r>
-        <w:rPr>
-          <w:lang w:val="en-US"/>
-        </w:rPr>
-        <w:t xml:space="preserve">() і </w:t>
+        <w:t>build_distance_</w:t>
+      </w:r>
+      <w:proofErr w:type="gramStart"/>
+      <w:r>
+        <w:rPr>
+          <w:lang w:val="en-US"/>
+        </w:rPr>
+        <w:t>matrix</w:t>
+      </w:r>
+      <w:proofErr w:type="spellEnd"/>
+      <w:r>
+        <w:rPr>
+          <w:lang w:val="en-US"/>
+        </w:rPr>
+        <w:t>(</w:t>
+      </w:r>
+      <w:proofErr w:type="gramEnd"/>
+      <w:r>
+        <w:rPr>
+          <w:lang w:val="en-US"/>
+        </w:rPr>
+        <w:t xml:space="preserve">) і </w:t>
       </w:r>
       <w:proofErr w:type="spellStart"/>
       <w:r>
@@ -28511,7 +28835,19 @@
         <w:pStyle w:val="NormalText"/>
       </w:pPr>
       <w:r>
-        <w:t xml:space="preserve">Стадія I — Підготовка даних. Процес ініціюється дією «Оператор задає депо та адреси доставки» — це єдина дія, що вимагає інтерактивного вводу. </w:t>
+        <w:t xml:space="preserve">Стадія I </w:t>
+      </w:r>
+      <w:r>
+        <w:t>–</w:t>
+      </w:r>
+      <w:r>
+        <w:t xml:space="preserve"> Підготовка даних. Процес ініціюється дією «Оператор задає депо та адреси доставки» </w:t>
+      </w:r>
+      <w:r>
+        <w:t>–</w:t>
+      </w:r>
+      <w:r>
+        <w:t xml:space="preserve"> це єдина дія, що вимагає інтерактивного вводу. </w:t>
       </w:r>
     </w:p>
     <w:p>
@@ -28597,7 +28933,31 @@
         <w:rPr>
           <w:lang w:val="ru-UA"/>
         </w:rPr>
-        <w:t>Перша точка прийняття рішення (ромб) — «Граф порожній?» — перевіряє результат обрізки. Гілка «так» веде до дії «Повідомити про помилку: Збільшіть радіус мережі» і завершує процес у кінцевому вузлі. Гілка «ні» продовжує виконання. Така перевірка є критичною для коректної роботи системи в умовах, коли депо розташоване в географічній зоні з низькою щільністю OSM-даних (наприклад, у промисловій зоні на околиці міста).</w:t>
+        <w:t xml:space="preserve">Перша точка прийняття рішення (ромб) </w:t>
+      </w:r>
+      <w:r>
+        <w:rPr>
+          <w:lang w:val="ru-UA"/>
+        </w:rPr>
+        <w:t>–</w:t>
+      </w:r>
+      <w:r>
+        <w:rPr>
+          <w:lang w:val="ru-UA"/>
+        </w:rPr>
+        <w:t xml:space="preserve"> «Граф порожній?» </w:t>
+      </w:r>
+      <w:r>
+        <w:rPr>
+          <w:lang w:val="ru-UA"/>
+        </w:rPr>
+        <w:t>–</w:t>
+      </w:r>
+      <w:r>
+        <w:rPr>
+          <w:lang w:val="ru-UA"/>
+        </w:rPr>
+        <w:t xml:space="preserve"> перевіряє результат обрізки. Гілка «так» веде до дії «Повідомити про помилку: Збільшіть радіус мережі» і завершує процес у кінцевому вузлі. Гілка «ні» продовжує виконання. Така перевірка є критичною для коректної роботи системи в умовах, коли депо розташоване в географічній зоні з низькою щільністю OSM-даних (наприклад, у промисловій зоні на околиці міста).</w:t>
       </w:r>
     </w:p>
     <w:p>
@@ -28611,7 +28971,43 @@
         <w:rPr>
           <w:lang w:val="ru-UA"/>
         </w:rPr>
-        <w:t>Друга стадія містить дії «Прив'язка адрес до вузлів графа (nearest_node / nearest_node_safe)» — для кожної введеної адреси визначається найближчий вузол LSCC-обрізаного графа — та «Дедуплікація вузлів (dict.fromkeys)», що усуває колізії однакових прив'язок. Друга точка прийняття рішення «Менше 2 унікальних вузлів?» захищає від випадку, коли всі точки доставки виявилися занадто близько одна до одної (або до депо) і відобразилися в один вузол мережі. У такому випадку задача втрачає сенс — алгоритм формує повідомлення «Всі адреси відповідають одному вузлу мережі» і коректно завершує процес.</w:t>
+        <w:t xml:space="preserve">Друга стадія містить дії «Прив'язка адрес до вузлів графа (nearest_node / nearest_node_safe)» </w:t>
+      </w:r>
+      <w:r>
+        <w:rPr>
+          <w:lang w:val="ru-UA"/>
+        </w:rPr>
+        <w:t>–</w:t>
+      </w:r>
+      <w:r>
+        <w:rPr>
+          <w:lang w:val="ru-UA"/>
+        </w:rPr>
+        <w:t xml:space="preserve"> для кожної введеної адреси визначається найближчий вузол LSCC-обрізаного графа </w:t>
+      </w:r>
+      <w:r>
+        <w:rPr>
+          <w:lang w:val="ru-UA"/>
+        </w:rPr>
+        <w:t>–</w:t>
+      </w:r>
+      <w:r>
+        <w:rPr>
+          <w:lang w:val="ru-UA"/>
+        </w:rPr>
+        <w:t xml:space="preserve"> та «Дедуплікація вузлів (dict.fromkeys)», що усуває колізії однакових прив'язок. Друга точка прийняття рішення «Менше 2 унікальних вузлів?» захищає від випадку, коли всі точки доставки виявилися занадто близько одна до одної (або до депо) і відобразилися в один вузол мережі. У такому випадку задача втрачає сенс </w:t>
+      </w:r>
+      <w:r>
+        <w:rPr>
+          <w:lang w:val="ru-UA"/>
+        </w:rPr>
+        <w:t>–</w:t>
+      </w:r>
+      <w:r>
+        <w:rPr>
+          <w:lang w:val="ru-UA"/>
+        </w:rPr>
+        <w:t xml:space="preserve"> алгоритм формує повідомлення «Всі адреси відповідають одному вузлу мережі» і коректно завершує процес.</w:t>
       </w:r>
     </w:p>
     <w:p>
@@ -28713,12 +29109,24 @@
         <w:rPr>
           <w:lang w:val="ru-UA"/>
         </w:rPr>
-        <w:t xml:space="preserve">Стадія III — Паралельне розв'язання задач TSP. Аналогічно стадії побудови матриць, цей етап використовує конструкцію fork-join. Три паралельні дії «Розв'язання TSP для drive / bike / walk» виконуються одночасно. На діаграмі поряд з гілкою drive розміщено блок-коментар (note) з описом адаптивної логіки auto-select: для </w:t>
+        <w:t xml:space="preserve">Стадія III </w:t>
       </w:r>
       <w:r>
         <w:rPr>
           <w:lang w:val="ru-UA"/>
         </w:rPr>
+        <w:t>–</w:t>
+      </w:r>
+      <w:r>
+        <w:rPr>
+          <w:lang w:val="ru-UA"/>
+        </w:rPr>
+        <w:t xml:space="preserve"> Паралельне розв'язання задач TSP. Аналогічно стадії побудови матриць, цей етап використовує конструкцію fork-join. Три паралельні дії «Розв'язання TSP для drive / bike / walk» виконуються одночасно. На діаграмі поряд з гілкою drive розміщено блок-коментар (note) з описом адаптивної логіки auto-select: для </w:t>
+      </w:r>
+      <w:r>
+        <w:rPr>
+          <w:lang w:val="ru-UA"/>
+        </w:rPr>
         <w:t>двох</w:t>
       </w:r>
       <w:r>
@@ -28731,12 +29139,24 @@
         <w:rPr>
           <w:lang w:val="ru-UA"/>
         </w:rPr>
-        <w:t xml:space="preserve"> — Nearest Neighbour; </w:t>
+        <w:t xml:space="preserve"> </w:t>
       </w:r>
       <w:r>
         <w:rPr>
           <w:lang w:val="ru-UA"/>
         </w:rPr>
+        <w:t>–</w:t>
+      </w:r>
+      <w:r>
+        <w:rPr>
+          <w:lang w:val="ru-UA"/>
+        </w:rPr>
+        <w:t xml:space="preserve"> Nearest Neighbour; </w:t>
+      </w:r>
+      <w:r>
+        <w:rPr>
+          <w:lang w:val="ru-UA"/>
+        </w:rPr>
         <w:t>в</w:t>
       </w:r>
       <w:r>
@@ -28749,19 +29169,37 @@
         <w:rPr>
           <w:lang w:val="ru-UA"/>
         </w:rPr>
-        <w:t xml:space="preserve">— 2-opt; </w:t>
+        <w:t>–</w:t>
       </w:r>
       <w:r>
         <w:rPr>
           <w:lang w:val="ru-UA"/>
         </w:rPr>
+        <w:t xml:space="preserve"> 2-opt; </w:t>
+      </w:r>
+      <w:r>
+        <w:rPr>
+          <w:lang w:val="ru-UA"/>
+        </w:rPr>
         <w:t>білше ніж 20</w:t>
       </w:r>
       <w:r>
         <w:rPr>
           <w:lang w:val="ru-UA"/>
         </w:rPr>
-        <w:t xml:space="preserve"> — Genetic Algorithm.</w:t>
+        <w:t xml:space="preserve"> </w:t>
+      </w:r>
+      <w:r>
+        <w:rPr>
+          <w:lang w:val="ru-UA"/>
+        </w:rPr>
+        <w:t>–</w:t>
+      </w:r>
+      <w:r>
+        <w:rPr>
+          <w:lang w:val="ru-UA"/>
+        </w:rPr>
+        <w:t xml:space="preserve"> Genetic Algorithm.</w:t>
       </w:r>
     </w:p>
     <w:p>
@@ -28775,7 +29213,55 @@
         <w:rPr>
           <w:lang w:val="ru-UA"/>
         </w:rPr>
-        <w:t xml:space="preserve"> Стадія IV — Синтез і подання результатів. Після join-вузла процес послідовно проходить три дії: «Реконструкція повних маршрутів (reconstruct_full_route)» — перетворення TSP-маршрутів зі скороченим набором вузлів на повну послідовність проміжних вузлів графа, придатну для рендерингу; «Побудова інтерактивної карти (Folium + AntPath)» — формування HTML-карти з анімованими шарами; «Відображення результатів» з блоком-коментарем, що деталізує склад вихідних артефактів — карта з маршрутами трьох режимів, таблиця зупинок з часами та метрики (час, відстань, швидкість). Процес завершується у кінцевому вузлі.</w:t>
+        <w:t xml:space="preserve"> Стадія IV </w:t>
+      </w:r>
+      <w:r>
+        <w:rPr>
+          <w:lang w:val="ru-UA"/>
+        </w:rPr>
+        <w:t>–</w:t>
+      </w:r>
+      <w:r>
+        <w:rPr>
+          <w:lang w:val="ru-UA"/>
+        </w:rPr>
+        <w:t xml:space="preserve"> Синтез і подання результатів. Після join-вузла процес послідовно проходить три дії: «Реконструкція повних маршрутів (reconstruct_full_route)» </w:t>
+      </w:r>
+      <w:r>
+        <w:rPr>
+          <w:lang w:val="ru-UA"/>
+        </w:rPr>
+        <w:t>–</w:t>
+      </w:r>
+      <w:r>
+        <w:rPr>
+          <w:lang w:val="ru-UA"/>
+        </w:rPr>
+        <w:t xml:space="preserve"> перетворення TSP-маршрутів зі скороченим набором вузлів на повну послідовність проміжних вузлів графа, придатну для рендерингу; «Побудова інтерактивної карти (Folium + AntPath)» </w:t>
+      </w:r>
+      <w:r>
+        <w:rPr>
+          <w:lang w:val="ru-UA"/>
+        </w:rPr>
+        <w:t>–</w:t>
+      </w:r>
+      <w:r>
+        <w:rPr>
+          <w:lang w:val="ru-UA"/>
+        </w:rPr>
+        <w:t xml:space="preserve"> формування HTML-карти з анімованими шарами; «Відображення результатів» з блоком-коментарем, що деталізує склад вихідних артефактів </w:t>
+      </w:r>
+      <w:r>
+        <w:rPr>
+          <w:lang w:val="ru-UA"/>
+        </w:rPr>
+        <w:t>–</w:t>
+      </w:r>
+      <w:r>
+        <w:rPr>
+          <w:lang w:val="ru-UA"/>
+        </w:rPr>
+        <w:t xml:space="preserve"> карта з маршрутами трьох режимів, таблиця зупинок з часами та метрики (час, відстань, швидкість). Процес завершується у кінцевому вузлі.</w:t>
       </w:r>
     </w:p>
     <w:p>
@@ -28789,14 +29275,19 @@
         <w:rPr>
           <w:lang w:val="ru-UA"/>
         </w:rPr>
-        <w:t xml:space="preserve">Архітектурно діаграма діяльності виконує дві важливі ролі. По-перше, вона візуалізує точки відмови (failure points) — три рішення з раннім завершенням забезпечують захищеність системи від некоректних вхідних даних і відсутність зависань. По-друге, явне виділення двох пар fork-join вказує на потенціал паралелізації алгоритму: при переході на багатопотокову реалізацію очікуване прискорення обчислень становить до 2,5-2,8 рази (з урахуванням обмеження GIL у CPython та накладних витрат на створення процесів). Це є важливим орієнтиром для майбутньої оптимізації продуктивності системи. Розглянуті моделі (функціональна, дві структурні, три послідовнісні та одна </w:t>
+        <w:t xml:space="preserve">Архітектурно діаграма діяльності виконує дві важливі ролі. По-перше, вона візуалізує точки відмови </w:t>
       </w:r>
       <w:r>
         <w:rPr>
           <w:lang w:val="ru-UA"/>
         </w:rPr>
-        <w:lastRenderedPageBreak/>
-        <w:t>діяльнісна) у сукупності формують повне UML-проєктування інформаційної системи DeliveryIQ. Опис інформаційного забезпечення системи, заснованого на цьому</w:t>
+        <w:t>–</w:t>
+      </w:r>
+      <w:r>
+        <w:rPr>
+          <w:lang w:val="ru-UA"/>
+        </w:rPr>
+        <w:t xml:space="preserve"> три рішення з раннім завершенням забезпечують захищеність системи від некоректних вхідних даних і відсутність зависань. По-друге, явне виділення двох пар fork-join вказує на потенціал паралелізації алгоритму: при переході на багатопотокову реалізацію очікуване прискорення обчислень становить до 2,5-2,8 рази (з урахуванням обмеження GIL у CPython та накладних витрат на створення процесів). Це є важливим орієнтиром для майбутньої оптимізації продуктивності системи.</w:t>
       </w:r>
     </w:p>
     <w:p>
@@ -28810,7 +29301,14 @@
         <w:rPr>
           <w:lang w:val="ru-UA"/>
         </w:rPr>
-        <w:t xml:space="preserve">  проєктуванні, наводиться у наступному підрозділі.</w:t>
+        <w:t xml:space="preserve">Розглянуті моделі (функціональна, дві структурні, три послідовнісні та </w:t>
+      </w:r>
+      <w:r>
+        <w:rPr>
+          <w:lang w:val="ru-UA"/>
+        </w:rPr>
+        <w:lastRenderedPageBreak/>
+        <w:t>одна діяльнісна) у сукупності формують повне UML-проєктування інформаційної системи. Опис інформаційного забезпечення системи, заснованого на цьому проєктуванні, наводиться у наступному підрозділі.</w:t>
       </w:r>
     </w:p>
     <w:p>
@@ -28818,6 +29316,14 @@
         <w:pStyle w:val="NormalText"/>
         <w:rPr>
           <w:lang w:val="en-US"/>
+        </w:rPr>
+      </w:pPr>
+    </w:p>
+    <w:p>
+      <w:pPr>
+        <w:pStyle w:val="NormalText"/>
+        <w:rPr>
+          <w:lang w:val="ru-UA"/>
         </w:rPr>
       </w:pPr>
     </w:p>
@@ -28845,7 +29351,7 @@
       <w:pPr>
         <w:pStyle w:val="NormalText"/>
         <w:rPr>
-          <w:lang w:val="en-US"/>
+          <w:lang w:val="ru-UA"/>
         </w:rPr>
       </w:pPr>
       <w:r>
@@ -28896,6 +29402,22 @@
       <w:r>
         <w:t>(формати файлів зовнішнього обміну).</w:t>
       </w:r>
+    </w:p>
+    <w:p>
+      <w:pPr>
+        <w:pStyle w:val="NormalText"/>
+        <w:rPr>
+          <w:lang w:val="ru-UA"/>
+        </w:rPr>
+      </w:pPr>
+    </w:p>
+    <w:p>
+      <w:pPr>
+        <w:pStyle w:val="NormalText"/>
+        <w:rPr>
+          <w:lang w:val="ru-UA"/>
+        </w:rPr>
+      </w:pPr>
     </w:p>
     <w:p>
       <w:pPr>
@@ -28929,7 +29451,7 @@
         <w:rPr>
           <w:lang w:val="en-US"/>
         </w:rPr>
-        <w:t>Концептуальна</w:t>
+        <w:t>Інформаційна</w:t>
       </w:r>
       <w:proofErr w:type="spellEnd"/>
       <w:r>
@@ -28957,7 +29479,35 @@
         <w:rPr>
           <w:lang w:val="en-US"/>
         </w:rPr>
-        <w:t>будується</w:t>
+        <w:t>системи</w:t>
+      </w:r>
+      <w:proofErr w:type="spellEnd"/>
+      <w:r>
+        <w:rPr>
+          <w:lang w:val="en-US"/>
+        </w:rPr>
+        <w:t xml:space="preserve"> </w:t>
+      </w:r>
+      <w:proofErr w:type="spellStart"/>
+      <w:r>
+        <w:rPr>
+          <w:lang w:val="en-US"/>
+        </w:rPr>
+        <w:t>DeliveryIQ</w:t>
+      </w:r>
+      <w:proofErr w:type="spellEnd"/>
+      <w:r>
+        <w:rPr>
+          <w:lang w:val="en-US"/>
+        </w:rPr>
+        <w:t xml:space="preserve"> </w:t>
+      </w:r>
+      <w:proofErr w:type="spellStart"/>
+      <w:r>
+        <w:rPr>
+          <w:lang w:val="en-US"/>
+        </w:rPr>
+        <w:t>концентрується</w:t>
       </w:r>
       <w:proofErr w:type="spellEnd"/>
       <w:r>
@@ -28985,560 +29535,707 @@
         <w:rPr>
           <w:lang w:val="en-US"/>
         </w:rPr>
-        <w:t>чотирьох</w:t>
-      </w:r>
-      <w:proofErr w:type="spellEnd"/>
-      <w:r>
-        <w:rPr>
-          <w:lang w:val="en-US"/>
-        </w:rPr>
-        <w:t xml:space="preserve"> </w:t>
-      </w:r>
-      <w:proofErr w:type="spellStart"/>
-      <w:r>
-        <w:rPr>
-          <w:lang w:val="en-US"/>
-        </w:rPr>
-        <w:t>ключових</w:t>
-      </w:r>
-      <w:proofErr w:type="spellEnd"/>
-      <w:r>
-        <w:rPr>
-          <w:lang w:val="en-US"/>
-        </w:rPr>
-        <w:t xml:space="preserve"> </w:t>
-      </w:r>
-      <w:proofErr w:type="spellStart"/>
-      <w:r>
-        <w:rPr>
-          <w:lang w:val="en-US"/>
-        </w:rPr>
-        <w:t>сутностей</w:t>
-      </w:r>
-      <w:proofErr w:type="spellEnd"/>
-      <w:r>
-        <w:rPr>
-          <w:lang w:val="en-US"/>
-        </w:rPr>
-        <w:t>,</w:t>
+        <w:t>центральної</w:t>
+      </w:r>
+      <w:proofErr w:type="spellEnd"/>
+      <w:r>
+        <w:rPr>
+          <w:lang w:val="en-US"/>
+        </w:rPr>
+        <w:t xml:space="preserve"> </w:t>
+      </w:r>
+      <w:proofErr w:type="spellStart"/>
+      <w:r>
+        <w:rPr>
+          <w:lang w:val="en-US"/>
+        </w:rPr>
+        <w:t>сутності</w:t>
+      </w:r>
+      <w:proofErr w:type="spellEnd"/>
+      <w:r>
+        <w:rPr>
+          <w:lang w:val="en-US"/>
+        </w:rPr>
+        <w:t xml:space="preserve"> </w:t>
+      </w:r>
+      <w:proofErr w:type="spellStart"/>
+      <w:r>
+        <w:rPr>
+          <w:lang w:val="en-US"/>
+        </w:rPr>
+        <w:t>предметної</w:t>
+      </w:r>
+      <w:proofErr w:type="spellEnd"/>
+      <w:r>
+        <w:rPr>
+          <w:lang w:val="en-US"/>
+        </w:rPr>
+        <w:t xml:space="preserve"> </w:t>
+      </w:r>
+      <w:proofErr w:type="spellStart"/>
+      <w:r>
+        <w:rPr>
+          <w:lang w:val="en-US"/>
+        </w:rPr>
+        <w:t>області</w:t>
+      </w:r>
+      <w:proofErr w:type="spellEnd"/>
+      <w:r>
+        <w:rPr>
+          <w:lang w:val="en-US"/>
+        </w:rPr>
+        <w:t xml:space="preserve"> </w:t>
+      </w:r>
+      <w:r>
+        <w:rPr>
+          <w:lang w:val="en-US"/>
+        </w:rPr>
+        <w:t>–</w:t>
+      </w:r>
+      <w:r>
+        <w:rPr>
+          <w:lang w:val="en-US"/>
+        </w:rPr>
+        <w:t xml:space="preserve"> </w:t>
+      </w:r>
+      <w:proofErr w:type="spellStart"/>
+      <w:r>
+        <w:rPr>
+          <w:lang w:val="en-US"/>
+        </w:rPr>
+        <w:t>пакунка</w:t>
+      </w:r>
+      <w:proofErr w:type="spellEnd"/>
+      <w:r>
+        <w:rPr>
+          <w:lang w:val="en-US"/>
+        </w:rPr>
+        <w:t xml:space="preserve"> (Package), </w:t>
+      </w:r>
+      <w:proofErr w:type="spellStart"/>
+      <w:r>
+        <w:rPr>
+          <w:lang w:val="en-US"/>
+        </w:rPr>
+        <w:t>що</w:t>
+      </w:r>
+      <w:proofErr w:type="spellEnd"/>
+      <w:r>
+        <w:rPr>
+          <w:lang w:val="en-US"/>
+        </w:rPr>
+        <w:t xml:space="preserve"> </w:t>
+      </w:r>
+      <w:proofErr w:type="spellStart"/>
+      <w:r>
+        <w:rPr>
+          <w:lang w:val="en-US"/>
+        </w:rPr>
+        <w:t>представляє</w:t>
+      </w:r>
+      <w:proofErr w:type="spellEnd"/>
+      <w:r>
+        <w:rPr>
+          <w:lang w:val="en-US"/>
+        </w:rPr>
+        <w:t xml:space="preserve"> </w:t>
+      </w:r>
+      <w:proofErr w:type="spellStart"/>
+      <w:r>
+        <w:rPr>
+          <w:lang w:val="en-US"/>
+        </w:rPr>
+        <w:t>фізичну</w:t>
+      </w:r>
+      <w:proofErr w:type="spellEnd"/>
+      <w:r>
+        <w:rPr>
+          <w:lang w:val="en-US"/>
+        </w:rPr>
+        <w:t xml:space="preserve"> </w:t>
+      </w:r>
+      <w:proofErr w:type="spellStart"/>
+      <w:r>
+        <w:rPr>
+          <w:lang w:val="en-US"/>
+        </w:rPr>
+        <w:t>одиницю</w:t>
+      </w:r>
+      <w:proofErr w:type="spellEnd"/>
+      <w:r>
+        <w:rPr>
+          <w:lang w:val="en-US"/>
+        </w:rPr>
+        <w:t xml:space="preserve"> </w:t>
+      </w:r>
+      <w:proofErr w:type="spellStart"/>
+      <w:r>
+        <w:rPr>
+          <w:lang w:val="en-US"/>
+        </w:rPr>
+        <w:t>вантажу</w:t>
+      </w:r>
+      <w:proofErr w:type="spellEnd"/>
+      <w:r>
+        <w:rPr>
+          <w:lang w:val="en-US"/>
+        </w:rPr>
+        <w:t xml:space="preserve">, </w:t>
+      </w:r>
+      <w:proofErr w:type="spellStart"/>
+      <w:r>
+        <w:rPr>
+          <w:lang w:val="en-US"/>
+        </w:rPr>
+        <w:t>який</w:t>
+      </w:r>
+      <w:proofErr w:type="spellEnd"/>
+      <w:r>
+        <w:rPr>
+          <w:lang w:val="en-US"/>
+        </w:rPr>
+        <w:t xml:space="preserve"> </w:t>
+      </w:r>
+      <w:proofErr w:type="spellStart"/>
+      <w:r>
+        <w:rPr>
+          <w:lang w:val="en-US"/>
+        </w:rPr>
+        <w:t>підлягає</w:t>
+      </w:r>
+      <w:proofErr w:type="spellEnd"/>
+      <w:r>
+        <w:rPr>
+          <w:lang w:val="en-US"/>
+        </w:rPr>
+        <w:t xml:space="preserve"> </w:t>
+      </w:r>
+      <w:proofErr w:type="spellStart"/>
+      <w:r>
+        <w:rPr>
+          <w:lang w:val="en-US"/>
+        </w:rPr>
+        <w:t>доставці</w:t>
+      </w:r>
+      <w:proofErr w:type="spellEnd"/>
+      <w:r>
+        <w:rPr>
+          <w:lang w:val="en-US"/>
+        </w:rPr>
+        <w:t xml:space="preserve">. </w:t>
+      </w:r>
+      <w:proofErr w:type="spellStart"/>
+      <w:r>
+        <w:rPr>
+          <w:lang w:val="en-US"/>
+        </w:rPr>
+        <w:t>На</w:t>
+      </w:r>
+      <w:proofErr w:type="spellEnd"/>
+      <w:r>
+        <w:rPr>
+          <w:lang w:val="en-US"/>
+        </w:rPr>
+        <w:t xml:space="preserve"> </w:t>
+      </w:r>
+      <w:proofErr w:type="spellStart"/>
+      <w:r>
+        <w:rPr>
+          <w:lang w:val="en-US"/>
+        </w:rPr>
+        <w:t>відміну</w:t>
+      </w:r>
+      <w:proofErr w:type="spellEnd"/>
+      <w:r>
+        <w:rPr>
+          <w:lang w:val="en-US"/>
+        </w:rPr>
+        <w:t xml:space="preserve"> </w:t>
+      </w:r>
+      <w:proofErr w:type="spellStart"/>
+      <w:r>
+        <w:rPr>
+          <w:lang w:val="en-US"/>
+        </w:rPr>
+        <w:t>від</w:t>
+      </w:r>
+      <w:proofErr w:type="spellEnd"/>
+      <w:r>
+        <w:rPr>
+          <w:lang w:val="en-US"/>
+        </w:rPr>
+        <w:t xml:space="preserve"> </w:t>
+      </w:r>
+      <w:proofErr w:type="spellStart"/>
+      <w:r>
+        <w:rPr>
+          <w:lang w:val="en-US"/>
+        </w:rPr>
+        <w:t>доменної</w:t>
+      </w:r>
+      <w:proofErr w:type="spellEnd"/>
+      <w:r>
+        <w:rPr>
+          <w:lang w:val="en-US"/>
+        </w:rPr>
+        <w:t xml:space="preserve"> </w:t>
+      </w:r>
+      <w:proofErr w:type="spellStart"/>
+      <w:r>
+        <w:rPr>
+          <w:lang w:val="en-US"/>
+        </w:rPr>
+        <w:t>моделі</w:t>
+      </w:r>
+      <w:proofErr w:type="spellEnd"/>
+      <w:r>
+        <w:rPr>
+          <w:lang w:val="en-US"/>
+        </w:rPr>
+        <w:t xml:space="preserve"> (п. 2.1.2), </w:t>
+      </w:r>
+      <w:proofErr w:type="spellStart"/>
+      <w:r>
+        <w:rPr>
+          <w:lang w:val="en-US"/>
+        </w:rPr>
+        <w:t>де</w:t>
+      </w:r>
+      <w:proofErr w:type="spellEnd"/>
+      <w:r>
+        <w:rPr>
+          <w:lang w:val="en-US"/>
+        </w:rPr>
+        <w:t xml:space="preserve"> </w:t>
+      </w:r>
+      <w:proofErr w:type="spellStart"/>
+      <w:r>
+        <w:rPr>
+          <w:lang w:val="en-US"/>
+        </w:rPr>
+        <w:t>описано</w:t>
+      </w:r>
+      <w:proofErr w:type="spellEnd"/>
+      <w:r>
+        <w:rPr>
+          <w:lang w:val="en-US"/>
+        </w:rPr>
+        <w:t xml:space="preserve"> </w:t>
+      </w:r>
+      <w:proofErr w:type="spellStart"/>
+      <w:r>
+        <w:rPr>
+          <w:lang w:val="en-US"/>
+        </w:rPr>
+        <w:t>статичну</w:t>
+      </w:r>
+      <w:proofErr w:type="spellEnd"/>
+      <w:r>
+        <w:rPr>
+          <w:lang w:val="en-US"/>
+        </w:rPr>
+        <w:t xml:space="preserve"> </w:t>
+      </w:r>
+      <w:proofErr w:type="spellStart"/>
+      <w:r>
+        <w:rPr>
+          <w:lang w:val="en-US"/>
+        </w:rPr>
+        <w:t>структуру</w:t>
+      </w:r>
+      <w:proofErr w:type="spellEnd"/>
+      <w:r>
+        <w:rPr>
+          <w:lang w:val="en-US"/>
+        </w:rPr>
+        <w:t xml:space="preserve"> </w:t>
+      </w:r>
+      <w:proofErr w:type="spellStart"/>
+      <w:r>
+        <w:rPr>
+          <w:lang w:val="en-US"/>
+        </w:rPr>
+        <w:t>всіх</w:t>
+      </w:r>
+      <w:proofErr w:type="spellEnd"/>
+      <w:r>
+        <w:rPr>
+          <w:lang w:val="en-US"/>
+        </w:rPr>
+        <w:t xml:space="preserve"> </w:t>
+      </w:r>
+      <w:proofErr w:type="spellStart"/>
+      <w:r>
+        <w:rPr>
+          <w:lang w:val="en-US"/>
+        </w:rPr>
+        <w:t>класів</w:t>
+      </w:r>
+      <w:proofErr w:type="spellEnd"/>
+      <w:r>
+        <w:rPr>
+          <w:lang w:val="en-US"/>
+        </w:rPr>
+        <w:t xml:space="preserve"> </w:t>
+      </w:r>
+      <w:proofErr w:type="spellStart"/>
+      <w:r>
+        <w:rPr>
+          <w:lang w:val="en-US"/>
+        </w:rPr>
+        <w:t>системи</w:t>
+      </w:r>
+      <w:proofErr w:type="spellEnd"/>
+      <w:r>
+        <w:rPr>
+          <w:lang w:val="en-US"/>
+        </w:rPr>
+        <w:t xml:space="preserve">, </w:t>
+      </w:r>
+      <w:proofErr w:type="spellStart"/>
+      <w:r>
+        <w:rPr>
+          <w:lang w:val="en-US"/>
+        </w:rPr>
+        <w:t>цей</w:t>
+      </w:r>
+      <w:proofErr w:type="spellEnd"/>
+      <w:r>
+        <w:rPr>
+          <w:lang w:val="en-US"/>
+        </w:rPr>
+        <w:t xml:space="preserve"> </w:t>
+      </w:r>
+      <w:proofErr w:type="spellStart"/>
+      <w:r>
+        <w:rPr>
+          <w:lang w:val="en-US"/>
+        </w:rPr>
+        <w:t>підрозділ</w:t>
+      </w:r>
+      <w:proofErr w:type="spellEnd"/>
+      <w:r>
+        <w:rPr>
+          <w:lang w:val="en-US"/>
+        </w:rPr>
+        <w:t xml:space="preserve"> </w:t>
+      </w:r>
+      <w:proofErr w:type="spellStart"/>
+      <w:r>
+        <w:rPr>
+          <w:lang w:val="en-US"/>
+        </w:rPr>
+        <w:t>деталізує</w:t>
+      </w:r>
+      <w:proofErr w:type="spellEnd"/>
+      <w:r>
+        <w:rPr>
+          <w:lang w:val="en-US"/>
+        </w:rPr>
+        <w:t xml:space="preserve"> </w:t>
+      </w:r>
+      <w:proofErr w:type="spellStart"/>
+      <w:r>
+        <w:rPr>
+          <w:lang w:val="en-US"/>
+        </w:rPr>
+        <w:t>семантику</w:t>
+      </w:r>
+      <w:proofErr w:type="spellEnd"/>
+      <w:r>
+        <w:rPr>
+          <w:lang w:val="en-US"/>
+        </w:rPr>
+        <w:t xml:space="preserve"> </w:t>
+      </w:r>
+      <w:proofErr w:type="spellStart"/>
+      <w:r>
+        <w:rPr>
+          <w:lang w:val="en-US"/>
+        </w:rPr>
+        <w:t>сутності</w:t>
+      </w:r>
+      <w:proofErr w:type="spellEnd"/>
+      <w:r>
+        <w:rPr>
+          <w:lang w:val="en-US"/>
+        </w:rPr>
+        <w:t xml:space="preserve"> Package </w:t>
+      </w:r>
+      <w:proofErr w:type="spellStart"/>
+      <w:r>
+        <w:rPr>
+          <w:lang w:val="en-US"/>
+        </w:rPr>
+        <w:t>як</w:t>
+      </w:r>
+      <w:proofErr w:type="spellEnd"/>
+      <w:r>
+        <w:rPr>
+          <w:lang w:val="en-US"/>
+        </w:rPr>
+        <w:t xml:space="preserve"> </w:t>
+      </w:r>
+      <w:proofErr w:type="spellStart"/>
+      <w:r>
+        <w:rPr>
+          <w:lang w:val="en-US"/>
+        </w:rPr>
+        <w:t>об'єкта</w:t>
+      </w:r>
+      <w:proofErr w:type="spellEnd"/>
+      <w:r>
+        <w:rPr>
+          <w:lang w:val="en-US"/>
+        </w:rPr>
+        <w:t xml:space="preserve"> </w:t>
+      </w:r>
+      <w:proofErr w:type="spellStart"/>
+      <w:r>
+        <w:rPr>
+          <w:lang w:val="en-US"/>
+        </w:rPr>
+        <w:t>зі</w:t>
+      </w:r>
+      <w:proofErr w:type="spellEnd"/>
+      <w:r>
+        <w:rPr>
+          <w:lang w:val="en-US"/>
+        </w:rPr>
+        <w:t xml:space="preserve"> </w:t>
+      </w:r>
+      <w:proofErr w:type="spellStart"/>
+      <w:r>
+        <w:rPr>
+          <w:lang w:val="en-US"/>
+        </w:rPr>
+        <w:t>змінним</w:t>
+      </w:r>
+      <w:proofErr w:type="spellEnd"/>
+      <w:r>
+        <w:rPr>
+          <w:lang w:val="en-US"/>
+        </w:rPr>
+        <w:t xml:space="preserve"> у </w:t>
+      </w:r>
+      <w:proofErr w:type="spellStart"/>
+      <w:r>
+        <w:rPr>
+          <w:lang w:val="en-US"/>
+        </w:rPr>
+        <w:t>часі</w:t>
+      </w:r>
+      <w:proofErr w:type="spellEnd"/>
+      <w:r>
+        <w:rPr>
+          <w:lang w:val="en-US"/>
+        </w:rPr>
+        <w:t xml:space="preserve"> </w:t>
+      </w:r>
+      <w:proofErr w:type="spellStart"/>
+      <w:r>
+        <w:rPr>
+          <w:lang w:val="en-US"/>
+        </w:rPr>
+        <w:t>станом</w:t>
+      </w:r>
+      <w:proofErr w:type="spellEnd"/>
+      <w:r>
+        <w:rPr>
+          <w:lang w:val="en-US"/>
+        </w:rPr>
+        <w:t xml:space="preserve"> і </w:t>
+      </w:r>
+      <w:proofErr w:type="spellStart"/>
+      <w:r>
+        <w:rPr>
+          <w:lang w:val="en-US"/>
+        </w:rPr>
+        <w:t>формалізує</w:t>
+      </w:r>
+      <w:proofErr w:type="spellEnd"/>
+      <w:r>
+        <w:rPr>
+          <w:lang w:val="en-US"/>
+        </w:rPr>
+        <w:t xml:space="preserve"> </w:t>
+      </w:r>
+      <w:proofErr w:type="spellStart"/>
+      <w:r>
+        <w:rPr>
+          <w:lang w:val="en-US"/>
+        </w:rPr>
+        <w:t>її</w:t>
+      </w:r>
+      <w:proofErr w:type="spellEnd"/>
+      <w:r>
+        <w:rPr>
+          <w:lang w:val="en-US"/>
+        </w:rPr>
+        <w:t xml:space="preserve"> </w:t>
+      </w:r>
+      <w:proofErr w:type="spellStart"/>
+      <w:r>
+        <w:rPr>
+          <w:lang w:val="en-US"/>
+        </w:rPr>
+        <w:t>поведінку</w:t>
+      </w:r>
+      <w:proofErr w:type="spellEnd"/>
+      <w:r>
+        <w:rPr>
+          <w:lang w:val="en-US"/>
+        </w:rPr>
+        <w:t xml:space="preserve"> </w:t>
+      </w:r>
+      <w:proofErr w:type="spellStart"/>
+      <w:r>
+        <w:rPr>
+          <w:lang w:val="en-US"/>
+        </w:rPr>
+        <w:t>засобами</w:t>
+      </w:r>
+      <w:proofErr w:type="spellEnd"/>
+      <w:r>
+        <w:rPr>
+          <w:lang w:val="en-US"/>
+        </w:rPr>
+        <w:t xml:space="preserve"> </w:t>
+      </w:r>
+      <w:proofErr w:type="spellStart"/>
+      <w:r>
+        <w:rPr>
+          <w:lang w:val="en-US"/>
+        </w:rPr>
+        <w:t>діаграми</w:t>
+      </w:r>
+      <w:proofErr w:type="spellEnd"/>
+      <w:r>
+        <w:rPr>
+          <w:lang w:val="en-US"/>
+        </w:rPr>
+        <w:t xml:space="preserve"> </w:t>
+      </w:r>
+      <w:proofErr w:type="spellStart"/>
+      <w:r>
+        <w:rPr>
+          <w:lang w:val="en-US"/>
+        </w:rPr>
+        <w:t>станів</w:t>
+      </w:r>
+      <w:proofErr w:type="spellEnd"/>
+      <w:r>
+        <w:rPr>
+          <w:lang w:val="en-US"/>
+        </w:rPr>
+        <w:t>.</w:t>
       </w:r>
     </w:p>
     <w:p>
       <w:pPr>
-        <w:ind w:firstLine="709"/>
-        <w:rPr>
-          <w:lang w:val="en-US"/>
-        </w:rPr>
-      </w:pPr>
-      <w:proofErr w:type="spellStart"/>
-      <w:r>
-        <w:rPr>
-          <w:lang w:val="en-US"/>
-        </w:rPr>
-        <w:t>визначених</w:t>
-      </w:r>
-      <w:proofErr w:type="spellEnd"/>
-      <w:r>
-        <w:rPr>
-          <w:lang w:val="en-US"/>
-        </w:rPr>
-        <w:t xml:space="preserve"> у </w:t>
-      </w:r>
-      <w:proofErr w:type="spellStart"/>
-      <w:r>
-        <w:rPr>
-          <w:lang w:val="en-US"/>
-        </w:rPr>
-        <w:t>модулях</w:t>
-      </w:r>
-      <w:proofErr w:type="spellEnd"/>
-      <w:r>
-        <w:rPr>
-          <w:lang w:val="en-US"/>
-        </w:rPr>
-        <w:t xml:space="preserve"> package_db.py </w:t>
-      </w:r>
-      <w:proofErr w:type="spellStart"/>
-      <w:r>
-        <w:rPr>
-          <w:lang w:val="en-US"/>
-        </w:rPr>
-        <w:t>та</w:t>
-      </w:r>
-      <w:proofErr w:type="spellEnd"/>
-      <w:r>
-        <w:rPr>
-          <w:lang w:val="en-US"/>
-        </w:rPr>
-        <w:t xml:space="preserve"> vrp_solver.py:</w:t>
+        <w:pStyle w:val="NormalText"/>
+        <w:rPr>
+          <w:lang w:val="en-US"/>
+        </w:rPr>
+      </w:pPr>
+      <w:r>
+        <w:t>Атрибутивний склад сутності Package. Кожен екземпляр пакунка містить сім атрибутів, що утворюють повний інформаційний образ замовлення</w:t>
+      </w:r>
+      <w:r>
+        <w:rPr>
+          <w:lang w:val="en-US"/>
+        </w:rPr>
+        <w:t>:</w:t>
       </w:r>
     </w:p>
     <w:p>
       <w:pPr>
-        <w:ind w:firstLine="709"/>
-        <w:rPr>
-          <w:lang w:val="en-US"/>
-        </w:rPr>
-      </w:pPr>
-      <w:r>
-        <w:rPr>
-          <w:lang w:val="en-US"/>
-        </w:rPr>
+        <w:pStyle w:val="NormalText"/>
+        <w:rPr>
+          <w:lang w:val="ru-UA"/>
+        </w:rPr>
+      </w:pPr>
+      <w:r>
         <w:t>–</w:t>
       </w:r>
       <w:r>
-        <w:t> </w:t>
-      </w:r>
-      <w:r>
-        <w:rPr>
-          <w:lang w:val="en-US"/>
-        </w:rPr>
-        <w:t>Package (</w:t>
-      </w:r>
-      <w:proofErr w:type="spellStart"/>
-      <w:r>
-        <w:rPr>
-          <w:lang w:val="en-US"/>
-        </w:rPr>
-        <w:t>Посилка</w:t>
-      </w:r>
-      <w:proofErr w:type="spellEnd"/>
-      <w:r>
-        <w:rPr>
-          <w:lang w:val="en-US"/>
-        </w:rPr>
-        <w:t xml:space="preserve">) </w:t>
-      </w:r>
-      <w:r>
-        <w:rPr>
-          <w:lang w:val="en-US"/>
-        </w:rPr>
+        <w:rPr>
+          <w:lang w:val="en-US"/>
+        </w:rPr>
+        <w:t> id</w:t>
+      </w:r>
+      <w:r>
+        <w:rPr>
+          <w:lang w:val="ru-UA"/>
+        </w:rPr>
+        <w:t xml:space="preserve"> </w:t>
+      </w:r>
+      <w:r>
+        <w:rPr>
+          <w:lang w:val="ru-UA"/>
+        </w:rPr>
+        <w:t xml:space="preserve">(TEXT, PRIMARY KEY) </w:t>
+      </w:r>
+      <w:r>
         <w:t>–</w:t>
       </w:r>
       <w:r>
         <w:rPr>
-          <w:lang w:val="en-US"/>
-        </w:rPr>
-        <w:t xml:space="preserve"> </w:t>
-      </w:r>
-      <w:proofErr w:type="spellStart"/>
-      <w:r>
-        <w:rPr>
-          <w:lang w:val="en-US"/>
-        </w:rPr>
-        <w:t>фізичний</w:t>
-      </w:r>
-      <w:proofErr w:type="spellEnd"/>
-      <w:r>
-        <w:rPr>
-          <w:lang w:val="en-US"/>
-        </w:rPr>
-        <w:t xml:space="preserve"> </w:t>
-      </w:r>
-      <w:proofErr w:type="spellStart"/>
-      <w:r>
-        <w:rPr>
-          <w:lang w:val="en-US"/>
-        </w:rPr>
-        <w:t>об'єкт</w:t>
-      </w:r>
-      <w:proofErr w:type="spellEnd"/>
-      <w:r>
-        <w:rPr>
-          <w:lang w:val="en-US"/>
-        </w:rPr>
-        <w:t xml:space="preserve"> </w:t>
-      </w:r>
-      <w:proofErr w:type="spellStart"/>
-      <w:r>
-        <w:rPr>
-          <w:lang w:val="en-US"/>
-        </w:rPr>
-        <w:t>доставки</w:t>
-      </w:r>
-      <w:proofErr w:type="spellEnd"/>
-      <w:r>
-        <w:rPr>
-          <w:lang w:val="en-US"/>
-        </w:rPr>
-        <w:t xml:space="preserve">, </w:t>
-      </w:r>
-      <w:proofErr w:type="spellStart"/>
-      <w:r>
-        <w:rPr>
-          <w:lang w:val="en-US"/>
-        </w:rPr>
-        <w:t>що</w:t>
-      </w:r>
-      <w:proofErr w:type="spellEnd"/>
-      <w:r>
-        <w:rPr>
-          <w:lang w:val="en-US"/>
-        </w:rPr>
-        <w:t xml:space="preserve"> </w:t>
-      </w:r>
-      <w:proofErr w:type="spellStart"/>
-      <w:r>
-        <w:rPr>
-          <w:lang w:val="en-US"/>
-        </w:rPr>
-        <w:t>має</w:t>
-      </w:r>
-      <w:proofErr w:type="spellEnd"/>
-      <w:r>
-        <w:rPr>
-          <w:lang w:val="en-US"/>
-        </w:rPr>
-        <w:t xml:space="preserve"> </w:t>
-      </w:r>
-      <w:proofErr w:type="spellStart"/>
-      <w:r>
-        <w:rPr>
-          <w:lang w:val="en-US"/>
-        </w:rPr>
-        <w:t>унікальний</w:t>
-      </w:r>
-      <w:proofErr w:type="spellEnd"/>
-      <w:r>
-        <w:rPr>
-          <w:lang w:val="en-US"/>
-        </w:rPr>
-        <w:t xml:space="preserve"> </w:t>
-      </w:r>
-      <w:proofErr w:type="spellStart"/>
-      <w:r>
-        <w:rPr>
-          <w:lang w:val="en-US"/>
-        </w:rPr>
-        <w:t>ідентифікатор</w:t>
-      </w:r>
-      <w:proofErr w:type="spellEnd"/>
-      <w:r>
-        <w:rPr>
-          <w:lang w:val="en-US"/>
-        </w:rPr>
-        <w:t xml:space="preserve">, </w:t>
-      </w:r>
-      <w:proofErr w:type="spellStart"/>
-      <w:r>
-        <w:rPr>
-          <w:lang w:val="en-US"/>
-        </w:rPr>
-        <w:t>адресу</w:t>
-      </w:r>
-      <w:proofErr w:type="spellEnd"/>
-      <w:r>
-        <w:rPr>
-          <w:lang w:val="en-US"/>
-        </w:rPr>
-        <w:t xml:space="preserve">, </w:t>
-      </w:r>
-      <w:proofErr w:type="spellStart"/>
-      <w:r>
-        <w:rPr>
-          <w:lang w:val="en-US"/>
-        </w:rPr>
-        <w:t>вагу</w:t>
-      </w:r>
-      <w:proofErr w:type="spellEnd"/>
-      <w:r>
-        <w:rPr>
-          <w:lang w:val="en-US"/>
-        </w:rPr>
-        <w:t xml:space="preserve"> </w:t>
-      </w:r>
-      <w:proofErr w:type="spellStart"/>
-      <w:r>
-        <w:rPr>
-          <w:lang w:val="en-US"/>
-        </w:rPr>
-        <w:t>та</w:t>
-      </w:r>
-      <w:proofErr w:type="spellEnd"/>
-      <w:r>
-        <w:rPr>
-          <w:lang w:val="en-US"/>
-        </w:rPr>
-        <w:t xml:space="preserve"> </w:t>
-      </w:r>
-      <w:proofErr w:type="spellStart"/>
-      <w:r>
-        <w:rPr>
-          <w:lang w:val="en-US"/>
-        </w:rPr>
-        <w:t>поточний</w:t>
-      </w:r>
-      <w:proofErr w:type="spellEnd"/>
-      <w:r>
-        <w:rPr>
-          <w:lang w:val="en-US"/>
-        </w:rPr>
-        <w:t xml:space="preserve"> </w:t>
-      </w:r>
-      <w:proofErr w:type="spellStart"/>
-      <w:r>
-        <w:rPr>
-          <w:lang w:val="en-US"/>
-        </w:rPr>
-        <w:t>статус</w:t>
-      </w:r>
-      <w:proofErr w:type="spellEnd"/>
-      <w:r>
-        <w:rPr>
-          <w:lang w:val="en-US"/>
-        </w:rPr>
-        <w:t xml:space="preserve"> </w:t>
-      </w:r>
-      <w:proofErr w:type="spellStart"/>
-      <w:r>
-        <w:rPr>
-          <w:lang w:val="en-US"/>
-        </w:rPr>
-        <w:t>виконання</w:t>
-      </w:r>
-      <w:proofErr w:type="spellEnd"/>
-      <w:r>
-        <w:rPr>
-          <w:lang w:val="en-US"/>
-        </w:rPr>
-        <w:t xml:space="preserve"> </w:t>
-      </w:r>
-      <w:proofErr w:type="spellStart"/>
-      <w:r>
-        <w:rPr>
-          <w:lang w:val="en-US"/>
-        </w:rPr>
-        <w:t>замовлення</w:t>
-      </w:r>
-      <w:proofErr w:type="spellEnd"/>
-      <w:r>
-        <w:rPr>
-          <w:lang w:val="en-US"/>
-        </w:rPr>
-        <w:t>.</w:t>
-      </w:r>
-      <w:r>
-        <w:rPr>
-          <w:lang w:val="en-US"/>
-        </w:rPr>
-        <w:t xml:space="preserve"> </w:t>
-      </w:r>
-      <w:proofErr w:type="spellStart"/>
-      <w:r>
-        <w:rPr>
-          <w:lang w:val="en-US"/>
-        </w:rPr>
-        <w:t>Посилка</w:t>
-      </w:r>
-      <w:proofErr w:type="spellEnd"/>
-      <w:r>
-        <w:rPr>
-          <w:lang w:val="en-US"/>
-        </w:rPr>
-        <w:t xml:space="preserve"> є </w:t>
-      </w:r>
-      <w:proofErr w:type="spellStart"/>
-      <w:r>
-        <w:rPr>
-          <w:lang w:val="en-US"/>
-        </w:rPr>
-        <w:t>основною</w:t>
-      </w:r>
-      <w:proofErr w:type="spellEnd"/>
-      <w:r>
-        <w:rPr>
-          <w:lang w:val="en-US"/>
-        </w:rPr>
-        <w:t xml:space="preserve"> </w:t>
-      </w:r>
-      <w:proofErr w:type="spellStart"/>
-      <w:r>
-        <w:rPr>
-          <w:lang w:val="en-US"/>
-        </w:rPr>
-        <w:t>одиницею</w:t>
-      </w:r>
-      <w:proofErr w:type="spellEnd"/>
-      <w:r>
-        <w:rPr>
-          <w:lang w:val="en-US"/>
-        </w:rPr>
-        <w:t xml:space="preserve"> </w:t>
-      </w:r>
-      <w:proofErr w:type="spellStart"/>
-      <w:r>
-        <w:rPr>
-          <w:lang w:val="en-US"/>
-        </w:rPr>
-        <w:t>обліку</w:t>
-      </w:r>
-      <w:proofErr w:type="spellEnd"/>
-      <w:r>
-        <w:rPr>
-          <w:lang w:val="en-US"/>
-        </w:rPr>
-        <w:t xml:space="preserve"> і </w:t>
-      </w:r>
-      <w:proofErr w:type="spellStart"/>
-      <w:r>
-        <w:rPr>
-          <w:lang w:val="en-US"/>
-        </w:rPr>
-        <w:t>слугує</w:t>
-      </w:r>
-      <w:proofErr w:type="spellEnd"/>
-      <w:r>
-        <w:rPr>
-          <w:lang w:val="en-US"/>
-        </w:rPr>
-        <w:t xml:space="preserve"> </w:t>
-      </w:r>
-      <w:proofErr w:type="spellStart"/>
-      <w:r>
-        <w:rPr>
-          <w:lang w:val="en-US"/>
-        </w:rPr>
-        <w:t>первинним</w:t>
-      </w:r>
-      <w:proofErr w:type="spellEnd"/>
-      <w:r>
-        <w:rPr>
-          <w:lang w:val="en-US"/>
-        </w:rPr>
-        <w:t xml:space="preserve"> </w:t>
-      </w:r>
-      <w:proofErr w:type="spellStart"/>
-      <w:r>
-        <w:rPr>
-          <w:lang w:val="en-US"/>
-        </w:rPr>
-        <w:t>джерелом</w:t>
-      </w:r>
-      <w:proofErr w:type="spellEnd"/>
-      <w:r>
-        <w:rPr>
-          <w:lang w:val="en-US"/>
-        </w:rPr>
-        <w:t xml:space="preserve"> </w:t>
-      </w:r>
-      <w:proofErr w:type="spellStart"/>
-      <w:r>
-        <w:rPr>
-          <w:lang w:val="en-US"/>
-        </w:rPr>
-        <w:t>даних</w:t>
-      </w:r>
-      <w:proofErr w:type="spellEnd"/>
-      <w:r>
-        <w:rPr>
-          <w:lang w:val="en-US"/>
-        </w:rPr>
-        <w:t xml:space="preserve"> </w:t>
-      </w:r>
-      <w:proofErr w:type="spellStart"/>
-      <w:r>
-        <w:rPr>
-          <w:lang w:val="en-US"/>
-        </w:rPr>
-        <w:t>для</w:t>
-      </w:r>
-      <w:proofErr w:type="spellEnd"/>
-      <w:r>
-        <w:rPr>
-          <w:lang w:val="en-US"/>
-        </w:rPr>
-        <w:t xml:space="preserve"> </w:t>
-      </w:r>
-      <w:proofErr w:type="spellStart"/>
-      <w:r>
-        <w:rPr>
-          <w:lang w:val="en-US"/>
-        </w:rPr>
-        <w:t>формування</w:t>
-      </w:r>
-      <w:proofErr w:type="spellEnd"/>
-      <w:r>
-        <w:rPr>
-          <w:lang w:val="en-US"/>
-        </w:rPr>
-        <w:t xml:space="preserve"> </w:t>
-      </w:r>
-      <w:proofErr w:type="spellStart"/>
-      <w:r>
-        <w:rPr>
-          <w:lang w:val="en-US"/>
-        </w:rPr>
-        <w:t>списку</w:t>
-      </w:r>
-      <w:proofErr w:type="spellEnd"/>
-      <w:r>
-        <w:rPr>
-          <w:lang w:val="en-US"/>
-        </w:rPr>
-        <w:t xml:space="preserve"> </w:t>
-      </w:r>
-      <w:proofErr w:type="spellStart"/>
-      <w:r>
-        <w:rPr>
-          <w:lang w:val="en-US"/>
-        </w:rPr>
-        <w:t>точок</w:t>
-      </w:r>
-      <w:proofErr w:type="spellEnd"/>
-      <w:r>
-        <w:rPr>
-          <w:lang w:val="en-US"/>
-        </w:rPr>
-        <w:t xml:space="preserve"> </w:t>
-      </w:r>
-      <w:proofErr w:type="spellStart"/>
-      <w:r>
-        <w:rPr>
-          <w:lang w:val="en-US"/>
-        </w:rPr>
-        <w:t>доставки</w:t>
-      </w:r>
-      <w:proofErr w:type="spellEnd"/>
-      <w:r>
-        <w:rPr>
-          <w:lang w:val="en-US"/>
-        </w:rPr>
-        <w:t>.</w:t>
+          <w:lang w:val="ru-UA"/>
+        </w:rPr>
+        <w:t xml:space="preserve"> 32-символьне шістнадцяткове</w:t>
+      </w:r>
+      <w:r>
+        <w:rPr>
+          <w:lang w:val="ru-UA"/>
+        </w:rPr>
+        <w:t xml:space="preserve"> </w:t>
+      </w:r>
+      <w:r>
+        <w:rPr>
+          <w:lang w:val="ru-UA"/>
+        </w:rPr>
+        <w:t xml:space="preserve">представлення UUID, що гарантує глобальну унікальність ідентифікатора без </w:t>
+      </w:r>
+      <w:r>
+        <w:rPr>
+          <w:lang w:val="ru-UA"/>
+        </w:rPr>
+        <w:lastRenderedPageBreak/>
+        <w:t>потреби в централізованій генерації послідовних номерів;</w:t>
       </w:r>
     </w:p>
     <w:p>
       <w:pPr>
-        <w:ind w:firstLine="709"/>
-      </w:pPr>
-      <w:r>
-        <w:rPr>
-          <w:lang w:val="en-US"/>
-        </w:rPr>
+        <w:pStyle w:val="NormalText"/>
+        <w:rPr>
+          <w:lang w:val="en-US"/>
+        </w:rPr>
+      </w:pPr>
+      <w:r>
         <w:t>–</w:t>
       </w:r>
       <w:r>
-        <w:t> </w:t>
-      </w:r>
-      <w:proofErr w:type="spellStart"/>
-      <w:r>
-        <w:rPr>
-          <w:lang w:val="en-US"/>
-        </w:rPr>
-        <w:t>DeliveryStop</w:t>
-      </w:r>
-      <w:proofErr w:type="spellEnd"/>
-      <w:r>
-        <w:rPr>
-          <w:lang w:val="en-US"/>
-        </w:rPr>
-        <w:t xml:space="preserve"> (</w:t>
-      </w:r>
-      <w:proofErr w:type="spellStart"/>
-      <w:r>
-        <w:rPr>
-          <w:lang w:val="en-US"/>
-        </w:rPr>
-        <w:t>Точка</w:t>
+        <w:rPr>
+          <w:lang w:val="en-US"/>
+        </w:rPr>
+        <w:t xml:space="preserve"> address (TEXT, NOT NULL) </w:t>
+      </w:r>
+      <w:r>
+        <w:t>–</w:t>
+      </w:r>
+      <w:r>
+        <w:rPr>
+          <w:lang w:val="en-US"/>
+        </w:rPr>
+        <w:t xml:space="preserve"> </w:t>
+      </w:r>
+      <w:proofErr w:type="spellStart"/>
+      <w:r>
+        <w:rPr>
+          <w:lang w:val="en-US"/>
+        </w:rPr>
+        <w:t>адреса</w:t>
       </w:r>
       <w:proofErr w:type="spellEnd"/>
       <w:r>
@@ -29559,64 +30256,16 @@
         <w:rPr>
           <w:lang w:val="en-US"/>
         </w:rPr>
-        <w:t xml:space="preserve">) </w:t>
-      </w:r>
-      <w:r>
-        <w:rPr>
-          <w:lang w:val="en-US"/>
-        </w:rPr>
-        <w:t>–</w:t>
-      </w:r>
-      <w:r>
-        <w:rPr>
-          <w:lang w:val="en-US"/>
-        </w:rPr>
-        <w:t xml:space="preserve"> </w:t>
-      </w:r>
-      <w:proofErr w:type="spellStart"/>
-      <w:r>
-        <w:rPr>
-          <w:lang w:val="en-US"/>
-        </w:rPr>
-        <w:t>представлення</w:t>
-      </w:r>
-      <w:proofErr w:type="spellEnd"/>
-      <w:r>
-        <w:rPr>
-          <w:lang w:val="en-US"/>
-        </w:rPr>
-        <w:t xml:space="preserve"> </w:t>
-      </w:r>
-      <w:proofErr w:type="spellStart"/>
-      <w:r>
-        <w:rPr>
-          <w:lang w:val="en-US"/>
-        </w:rPr>
-        <w:t>геокодованої</w:t>
-      </w:r>
-      <w:proofErr w:type="spellEnd"/>
-      <w:r>
-        <w:rPr>
-          <w:lang w:val="en-US"/>
-        </w:rPr>
-        <w:t xml:space="preserve"> </w:t>
-      </w:r>
-      <w:proofErr w:type="spellStart"/>
-      <w:r>
-        <w:rPr>
-          <w:lang w:val="en-US"/>
-        </w:rPr>
-        <w:t>адреси</w:t>
-      </w:r>
-      <w:proofErr w:type="spellEnd"/>
-      <w:r>
-        <w:t xml:space="preserve"> </w:t>
-      </w:r>
-      <w:r>
-        <w:rPr>
-          <w:lang w:val="en-US"/>
-        </w:rPr>
-        <w:t xml:space="preserve">у </w:t>
+        <w:t xml:space="preserve"> у </w:t>
+      </w:r>
+      <w:r>
+        <w:t>текстовому</w:t>
+      </w:r>
+      <w:r>
+        <w:rPr>
+          <w:lang w:val="en-US"/>
+        </w:rPr>
+        <w:t xml:space="preserve"> </w:t>
       </w:r>
       <w:proofErr w:type="spellStart"/>
       <w:r>
@@ -29630,1317 +30279,368 @@
         <w:rPr>
           <w:lang w:val="en-US"/>
         </w:rPr>
-        <w:t xml:space="preserve">, </w:t>
-      </w:r>
-      <w:proofErr w:type="spellStart"/>
-      <w:r>
-        <w:rPr>
-          <w:lang w:val="en-US"/>
-        </w:rPr>
-        <w:t>придатному</w:t>
-      </w:r>
-      <w:proofErr w:type="spellEnd"/>
-      <w:r>
-        <w:rPr>
-          <w:lang w:val="en-US"/>
-        </w:rPr>
-        <w:t xml:space="preserve"> </w:t>
-      </w:r>
-      <w:proofErr w:type="spellStart"/>
-      <w:r>
-        <w:rPr>
-          <w:lang w:val="en-US"/>
-        </w:rPr>
-        <w:t>для</w:t>
-      </w:r>
-      <w:proofErr w:type="spellEnd"/>
-      <w:r>
-        <w:rPr>
-          <w:lang w:val="en-US"/>
-        </w:rPr>
-        <w:t xml:space="preserve"> </w:t>
-      </w:r>
-      <w:proofErr w:type="spellStart"/>
-      <w:r>
-        <w:rPr>
-          <w:lang w:val="en-US"/>
-        </w:rPr>
-        <w:t>алгоритмів</w:t>
-      </w:r>
-      <w:proofErr w:type="spellEnd"/>
-      <w:r>
-        <w:rPr>
-          <w:lang w:val="en-US"/>
-        </w:rPr>
-        <w:t xml:space="preserve"> </w:t>
-      </w:r>
-      <w:proofErr w:type="spellStart"/>
-      <w:r>
-        <w:rPr>
-          <w:lang w:val="en-US"/>
-        </w:rPr>
-        <w:t>маршрутизації</w:t>
-      </w:r>
-      <w:proofErr w:type="spellEnd"/>
-      <w:r>
-        <w:rPr>
-          <w:lang w:val="en-US"/>
-        </w:rPr>
-        <w:t xml:space="preserve">. </w:t>
-      </w:r>
-      <w:proofErr w:type="spellStart"/>
-      <w:r>
-        <w:rPr>
-          <w:lang w:val="en-US"/>
-        </w:rPr>
-        <w:t>На</w:t>
-      </w:r>
-      <w:proofErr w:type="spellEnd"/>
-      <w:r>
-        <w:rPr>
-          <w:lang w:val="en-US"/>
-        </w:rPr>
-        <w:t xml:space="preserve"> </w:t>
-      </w:r>
-      <w:proofErr w:type="spellStart"/>
-      <w:r>
-        <w:rPr>
-          <w:lang w:val="en-US"/>
-        </w:rPr>
-        <w:t>відміну</w:t>
-      </w:r>
-      <w:proofErr w:type="spellEnd"/>
-      <w:r>
-        <w:rPr>
-          <w:lang w:val="en-US"/>
-        </w:rPr>
-        <w:t xml:space="preserve"> </w:t>
-      </w:r>
-      <w:proofErr w:type="spellStart"/>
-      <w:r>
-        <w:rPr>
-          <w:lang w:val="en-US"/>
-        </w:rPr>
-        <w:t>від</w:t>
-      </w:r>
-      <w:proofErr w:type="spellEnd"/>
-      <w:r>
-        <w:t xml:space="preserve"> </w:t>
-      </w:r>
-      <w:proofErr w:type="spellStart"/>
-      <w:r>
-        <w:rPr>
-          <w:lang w:val="en-US"/>
-        </w:rPr>
-        <w:t>посилки</w:t>
-      </w:r>
-      <w:proofErr w:type="spellEnd"/>
-      <w:r>
-        <w:rPr>
-          <w:lang w:val="en-US"/>
-        </w:rPr>
-        <w:t xml:space="preserve">, </w:t>
-      </w:r>
-      <w:proofErr w:type="spellStart"/>
-      <w:r>
-        <w:rPr>
-          <w:lang w:val="en-US"/>
-        </w:rPr>
-        <w:t>точка</w:t>
-      </w:r>
-      <w:proofErr w:type="spellEnd"/>
-      <w:r>
-        <w:rPr>
-          <w:lang w:val="en-US"/>
-        </w:rPr>
-        <w:t xml:space="preserve"> </w:t>
-      </w:r>
-      <w:proofErr w:type="spellStart"/>
-      <w:r>
-        <w:rPr>
-          <w:lang w:val="en-US"/>
-        </w:rPr>
-        <w:t>доставки</w:t>
-      </w:r>
-      <w:proofErr w:type="spellEnd"/>
-      <w:r>
-        <w:rPr>
-          <w:lang w:val="en-US"/>
-        </w:rPr>
-        <w:t xml:space="preserve"> </w:t>
-      </w:r>
-      <w:proofErr w:type="spellStart"/>
-      <w:r>
-        <w:rPr>
-          <w:lang w:val="en-US"/>
-        </w:rPr>
-        <w:t>додатково</w:t>
-      </w:r>
-      <w:proofErr w:type="spellEnd"/>
-      <w:r>
-        <w:rPr>
-          <w:lang w:val="en-US"/>
-        </w:rPr>
-        <w:t xml:space="preserve"> </w:t>
-      </w:r>
-      <w:proofErr w:type="spellStart"/>
-      <w:r>
-        <w:rPr>
-          <w:lang w:val="en-US"/>
-        </w:rPr>
-        <w:t>містить</w:t>
-      </w:r>
-      <w:proofErr w:type="spellEnd"/>
-      <w:r>
-        <w:rPr>
-          <w:lang w:val="en-US"/>
-        </w:rPr>
-        <w:t xml:space="preserve"> </w:t>
-      </w:r>
-      <w:proofErr w:type="spellStart"/>
-      <w:r>
-        <w:rPr>
-          <w:lang w:val="en-US"/>
-        </w:rPr>
-        <w:t>географічні</w:t>
-      </w:r>
-      <w:proofErr w:type="spellEnd"/>
-      <w:r>
-        <w:rPr>
-          <w:lang w:val="en-US"/>
-        </w:rPr>
-        <w:t xml:space="preserve"> </w:t>
-      </w:r>
-      <w:proofErr w:type="spellStart"/>
-      <w:r>
-        <w:rPr>
-          <w:lang w:val="en-US"/>
-        </w:rPr>
-        <w:t>координати</w:t>
-      </w:r>
-      <w:proofErr w:type="spellEnd"/>
-      <w:r>
-        <w:rPr>
-          <w:lang w:val="en-US"/>
-        </w:rPr>
-        <w:t>,</w:t>
-      </w:r>
-      <w:r>
-        <w:t xml:space="preserve"> </w:t>
-      </w:r>
-      <w:proofErr w:type="spellStart"/>
-      <w:r>
-        <w:rPr>
-          <w:lang w:val="en-US"/>
-        </w:rPr>
-        <w:t>часове</w:t>
-      </w:r>
-      <w:proofErr w:type="spellEnd"/>
-      <w:r>
-        <w:rPr>
-          <w:lang w:val="en-US"/>
-        </w:rPr>
-        <w:t xml:space="preserve"> </w:t>
-      </w:r>
-      <w:proofErr w:type="spellStart"/>
-      <w:r>
-        <w:rPr>
-          <w:lang w:val="en-US"/>
-        </w:rPr>
-        <w:t>вікно</w:t>
-      </w:r>
-      <w:proofErr w:type="spellEnd"/>
-      <w:r>
-        <w:rPr>
-          <w:lang w:val="en-US"/>
-        </w:rPr>
-        <w:t xml:space="preserve"> </w:t>
-      </w:r>
-      <w:proofErr w:type="spellStart"/>
-      <w:r>
-        <w:rPr>
-          <w:lang w:val="en-US"/>
-        </w:rPr>
-        <w:t>прийому</w:t>
-      </w:r>
-      <w:proofErr w:type="spellEnd"/>
-      <w:r>
-        <w:rPr>
-          <w:lang w:val="en-US"/>
-        </w:rPr>
-        <w:t xml:space="preserve"> </w:t>
-      </w:r>
-      <w:proofErr w:type="spellStart"/>
-      <w:r>
-        <w:rPr>
-          <w:lang w:val="en-US"/>
-        </w:rPr>
-        <w:t>товару</w:t>
-      </w:r>
-      <w:proofErr w:type="spellEnd"/>
-      <w:r>
-        <w:rPr>
-          <w:lang w:val="en-US"/>
-        </w:rPr>
-        <w:t xml:space="preserve"> </w:t>
-      </w:r>
-      <w:proofErr w:type="spellStart"/>
-      <w:r>
-        <w:rPr>
-          <w:lang w:val="en-US"/>
-        </w:rPr>
-        <w:t>та</w:t>
-      </w:r>
-      <w:proofErr w:type="spellEnd"/>
-      <w:r>
-        <w:rPr>
-          <w:lang w:val="en-US"/>
-        </w:rPr>
-        <w:t xml:space="preserve"> </w:t>
-      </w:r>
-      <w:proofErr w:type="spellStart"/>
-      <w:r>
-        <w:rPr>
-          <w:lang w:val="en-US"/>
-        </w:rPr>
-        <w:t>час</w:t>
-      </w:r>
-      <w:proofErr w:type="spellEnd"/>
-      <w:r>
-        <w:rPr>
-          <w:lang w:val="en-US"/>
-        </w:rPr>
-        <w:t xml:space="preserve"> </w:t>
-      </w:r>
-      <w:proofErr w:type="spellStart"/>
-      <w:r>
-        <w:rPr>
-          <w:lang w:val="en-US"/>
-        </w:rPr>
-        <w:t>обслуговування</w:t>
-      </w:r>
-      <w:proofErr w:type="spellEnd"/>
-      <w:r>
-        <w:rPr>
-          <w:lang w:val="en-US"/>
-        </w:rPr>
-        <w:t xml:space="preserve">. </w:t>
-      </w:r>
-      <w:proofErr w:type="spellStart"/>
-      <w:r>
-        <w:rPr>
-          <w:lang w:val="en-US"/>
-        </w:rPr>
-        <w:t>Перетворення</w:t>
-      </w:r>
-      <w:proofErr w:type="spellEnd"/>
-      <w:r>
-        <w:t xml:space="preserve"> </w:t>
-      </w:r>
-      <w:r>
-        <w:rPr>
-          <w:i/>
-          <w:iCs/>
-          <w:lang w:val="en-US"/>
-        </w:rPr>
-        <w:t xml:space="preserve">*Package → </w:t>
-      </w:r>
-      <w:proofErr w:type="spellStart"/>
-      <w:r>
-        <w:rPr>
-          <w:i/>
-          <w:iCs/>
-          <w:lang w:val="en-US"/>
-        </w:rPr>
-        <w:t>DeliveryStop</w:t>
-      </w:r>
-      <w:proofErr w:type="spellEnd"/>
-      <w:r>
-        <w:rPr>
-          <w:i/>
-          <w:iCs/>
-          <w:lang w:val="en-US"/>
-        </w:rPr>
-        <w:t>*</w:t>
-      </w:r>
-      <w:r>
-        <w:rPr>
-          <w:lang w:val="en-US"/>
-        </w:rPr>
-        <w:t xml:space="preserve"> </w:t>
-      </w:r>
-      <w:proofErr w:type="spellStart"/>
-      <w:r>
-        <w:rPr>
-          <w:lang w:val="en-US"/>
-        </w:rPr>
-        <w:t>відбувається</w:t>
-      </w:r>
-      <w:proofErr w:type="spellEnd"/>
-      <w:r>
-        <w:rPr>
-          <w:lang w:val="en-US"/>
-        </w:rPr>
-        <w:t xml:space="preserve"> </w:t>
-      </w:r>
-      <w:proofErr w:type="spellStart"/>
-      <w:r>
-        <w:rPr>
-          <w:lang w:val="en-US"/>
-        </w:rPr>
-        <w:t>на</w:t>
-      </w:r>
-      <w:proofErr w:type="spellEnd"/>
-      <w:r>
-        <w:rPr>
-          <w:lang w:val="en-US"/>
-        </w:rPr>
-        <w:t xml:space="preserve"> </w:t>
-      </w:r>
-      <w:proofErr w:type="spellStart"/>
-      <w:r>
-        <w:rPr>
-          <w:lang w:val="en-US"/>
-        </w:rPr>
-        <w:t>етапі</w:t>
-      </w:r>
-      <w:proofErr w:type="spellEnd"/>
-      <w:r>
-        <w:rPr>
-          <w:lang w:val="en-US"/>
-        </w:rPr>
-        <w:t xml:space="preserve"> </w:t>
-      </w:r>
-      <w:proofErr w:type="spellStart"/>
-      <w:r>
-        <w:rPr>
-          <w:lang w:val="en-US"/>
-        </w:rPr>
-        <w:t>підготовки</w:t>
-      </w:r>
-      <w:proofErr w:type="spellEnd"/>
-      <w:r>
-        <w:rPr>
-          <w:lang w:val="en-US"/>
-        </w:rPr>
-        <w:t xml:space="preserve"> </w:t>
-      </w:r>
-      <w:proofErr w:type="spellStart"/>
-      <w:r>
-        <w:rPr>
-          <w:lang w:val="en-US"/>
-        </w:rPr>
-        <w:t>даних</w:t>
-      </w:r>
-      <w:proofErr w:type="spellEnd"/>
-      <w:r>
-        <w:rPr>
-          <w:lang w:val="en-US"/>
-        </w:rPr>
-        <w:t xml:space="preserve"> </w:t>
-      </w:r>
-      <w:proofErr w:type="spellStart"/>
-      <w:r>
-        <w:rPr>
-          <w:lang w:val="en-US"/>
-        </w:rPr>
-        <w:t>до</w:t>
-      </w:r>
-      <w:proofErr w:type="spellEnd"/>
-      <w:r>
-        <w:t xml:space="preserve"> </w:t>
-      </w:r>
-      <w:proofErr w:type="spellStart"/>
-      <w:r>
-        <w:rPr>
-          <w:lang w:val="en-US"/>
-        </w:rPr>
-        <w:t>оптимізації</w:t>
-      </w:r>
-      <w:proofErr w:type="spellEnd"/>
-      <w:r>
-        <w:rPr>
-          <w:lang w:val="en-US"/>
-        </w:rPr>
-        <w:t>.</w:t>
+        <w:t>;</w:t>
       </w:r>
     </w:p>
     <w:p>
       <w:pPr>
-        <w:ind w:firstLine="709"/>
-      </w:pPr>
-      <w:r>
-        <w:rPr>
-          <w:lang w:val="en-US"/>
-        </w:rPr>
-        <w:lastRenderedPageBreak/>
+        <w:pStyle w:val="NormalText"/>
+      </w:pPr>
+      <w:r>
         <w:t>–</w:t>
       </w:r>
       <w:r>
         <w:t> </w:t>
       </w:r>
       <w:r>
-        <w:rPr>
-          <w:lang w:val="en-US"/>
-        </w:rPr>
-        <w:t>Vehicle (</w:t>
-      </w:r>
-      <w:proofErr w:type="spellStart"/>
-      <w:r>
-        <w:rPr>
-          <w:lang w:val="en-US"/>
-        </w:rPr>
-        <w:t>Транспортний</w:t>
-      </w:r>
-      <w:proofErr w:type="spellEnd"/>
-      <w:r>
-        <w:rPr>
-          <w:lang w:val="en-US"/>
-        </w:rPr>
-        <w:t xml:space="preserve"> </w:t>
-      </w:r>
-      <w:proofErr w:type="spellStart"/>
-      <w:r>
-        <w:rPr>
-          <w:lang w:val="en-US"/>
-        </w:rPr>
-        <w:t>засіб</w:t>
-      </w:r>
-      <w:proofErr w:type="spellEnd"/>
-      <w:r>
-        <w:rPr>
-          <w:lang w:val="en-US"/>
-        </w:rPr>
-        <w:t xml:space="preserve">) </w:t>
-      </w:r>
-      <w:r>
-        <w:rPr>
-          <w:lang w:val="en-US"/>
-        </w:rPr>
+        <w:t xml:space="preserve">weight_kg (REAL, NOT NULL, &gt; 0) </w:t>
+      </w:r>
+      <w:r>
         <w:t>–</w:t>
       </w:r>
       <w:r>
-        <w:rPr>
-          <w:lang w:val="en-US"/>
-        </w:rPr>
-        <w:t xml:space="preserve"> </w:t>
-      </w:r>
-      <w:proofErr w:type="spellStart"/>
-      <w:r>
-        <w:rPr>
-          <w:lang w:val="en-US"/>
-        </w:rPr>
-        <w:t>атрибутивний</w:t>
-      </w:r>
-      <w:proofErr w:type="spellEnd"/>
-      <w:r>
-        <w:rPr>
-          <w:lang w:val="en-US"/>
-        </w:rPr>
-        <w:t xml:space="preserve"> </w:t>
-      </w:r>
-      <w:proofErr w:type="spellStart"/>
-      <w:r>
-        <w:rPr>
-          <w:lang w:val="en-US"/>
-        </w:rPr>
-        <w:t>опис</w:t>
-      </w:r>
-      <w:proofErr w:type="spellEnd"/>
-      <w:r>
-        <w:rPr>
-          <w:lang w:val="en-US"/>
-        </w:rPr>
-        <w:t xml:space="preserve"> </w:t>
-      </w:r>
-      <w:proofErr w:type="spellStart"/>
-      <w:r>
-        <w:rPr>
-          <w:lang w:val="en-US"/>
-        </w:rPr>
-        <w:t>одиниці</w:t>
-      </w:r>
-      <w:proofErr w:type="spellEnd"/>
-      <w:r>
-        <w:t xml:space="preserve"> </w:t>
-      </w:r>
-      <w:proofErr w:type="spellStart"/>
-      <w:r>
-        <w:rPr>
-          <w:lang w:val="en-US"/>
-        </w:rPr>
-        <w:t>автопарку</w:t>
-      </w:r>
-      <w:proofErr w:type="spellEnd"/>
-      <w:r>
-        <w:rPr>
-          <w:lang w:val="en-US"/>
-        </w:rPr>
-        <w:t xml:space="preserve">: </w:t>
-      </w:r>
-      <w:proofErr w:type="spellStart"/>
-      <w:r>
-        <w:rPr>
-          <w:lang w:val="en-US"/>
-        </w:rPr>
-        <w:t>ідентифікатор</w:t>
-      </w:r>
-      <w:proofErr w:type="spellEnd"/>
-      <w:r>
-        <w:rPr>
-          <w:lang w:val="en-US"/>
-        </w:rPr>
-        <w:t xml:space="preserve">, </w:t>
-      </w:r>
-      <w:proofErr w:type="spellStart"/>
-      <w:r>
-        <w:rPr>
-          <w:lang w:val="en-US"/>
-        </w:rPr>
-        <w:t>режим</w:t>
-      </w:r>
-      <w:proofErr w:type="spellEnd"/>
-      <w:r>
-        <w:rPr>
-          <w:lang w:val="en-US"/>
-        </w:rPr>
-        <w:t xml:space="preserve"> </w:t>
-      </w:r>
-      <w:proofErr w:type="spellStart"/>
-      <w:r>
-        <w:rPr>
-          <w:lang w:val="en-US"/>
-        </w:rPr>
-        <w:t>переміщення</w:t>
-      </w:r>
-      <w:proofErr w:type="spellEnd"/>
-      <w:r>
-        <w:rPr>
-          <w:lang w:val="en-US"/>
-        </w:rPr>
-        <w:t xml:space="preserve"> (drive / bike / walk),</w:t>
-      </w:r>
-      <w:r>
-        <w:t xml:space="preserve"> </w:t>
-      </w:r>
-      <w:proofErr w:type="spellStart"/>
-      <w:r>
-        <w:rPr>
-          <w:lang w:val="en-US"/>
-        </w:rPr>
-        <w:t>вантажна</w:t>
-      </w:r>
-      <w:proofErr w:type="spellEnd"/>
-      <w:r>
-        <w:rPr>
-          <w:lang w:val="en-US"/>
-        </w:rPr>
-        <w:t xml:space="preserve"> </w:t>
-      </w:r>
-      <w:proofErr w:type="spellStart"/>
-      <w:r>
-        <w:rPr>
-          <w:lang w:val="en-US"/>
-        </w:rPr>
-        <w:t>місткість</w:t>
-      </w:r>
-      <w:proofErr w:type="spellEnd"/>
-      <w:r>
-        <w:rPr>
-          <w:lang w:val="en-US"/>
-        </w:rPr>
-        <w:t xml:space="preserve"> </w:t>
-      </w:r>
-      <w:proofErr w:type="spellStart"/>
-      <w:r>
-        <w:rPr>
-          <w:lang w:val="en-US"/>
-        </w:rPr>
-        <w:t>та</w:t>
-      </w:r>
-      <w:proofErr w:type="spellEnd"/>
-      <w:r>
-        <w:rPr>
-          <w:lang w:val="en-US"/>
-        </w:rPr>
-        <w:t xml:space="preserve"> </w:t>
-      </w:r>
-      <w:proofErr w:type="spellStart"/>
-      <w:r>
-        <w:rPr>
-          <w:lang w:val="en-US"/>
-        </w:rPr>
-        <w:t>колір</w:t>
-      </w:r>
-      <w:proofErr w:type="spellEnd"/>
-      <w:r>
-        <w:rPr>
-          <w:lang w:val="en-US"/>
-        </w:rPr>
-        <w:t xml:space="preserve"> </w:t>
-      </w:r>
-      <w:proofErr w:type="spellStart"/>
-      <w:r>
-        <w:rPr>
-          <w:lang w:val="en-US"/>
-        </w:rPr>
-        <w:t>для</w:t>
-      </w:r>
-      <w:proofErr w:type="spellEnd"/>
-      <w:r>
-        <w:rPr>
-          <w:lang w:val="en-US"/>
-        </w:rPr>
-        <w:t xml:space="preserve"> </w:t>
-      </w:r>
-      <w:proofErr w:type="spellStart"/>
-      <w:r>
-        <w:rPr>
-          <w:lang w:val="en-US"/>
-        </w:rPr>
-        <w:t>візуалізації</w:t>
-      </w:r>
-      <w:proofErr w:type="spellEnd"/>
-      <w:r>
-        <w:rPr>
-          <w:lang w:val="en-US"/>
-        </w:rPr>
-        <w:t xml:space="preserve"> </w:t>
-      </w:r>
-      <w:proofErr w:type="spellStart"/>
-      <w:r>
-        <w:rPr>
-          <w:lang w:val="en-US"/>
-        </w:rPr>
-        <w:t>маршруту</w:t>
-      </w:r>
-      <w:proofErr w:type="spellEnd"/>
-      <w:r>
-        <w:rPr>
-          <w:lang w:val="en-US"/>
-        </w:rPr>
-        <w:t>.</w:t>
+        <w:t xml:space="preserve"> вага вантажу в кілограмах, яка враховується в обмеженнях вантажомісткості транспортних засобі</w:t>
+      </w:r>
+      <w:r>
+        <w:t>в</w:t>
+      </w:r>
+      <w:r>
+        <w:t>;</w:t>
       </w:r>
     </w:p>
     <w:p>
       <w:pPr>
-        <w:ind w:firstLine="709"/>
-      </w:pPr>
-      <w:r>
-        <w:rPr>
-          <w:lang w:val="en-US"/>
-        </w:rPr>
+        <w:pStyle w:val="NormalText"/>
+      </w:pPr>
+      <w:r>
         <w:t>–</w:t>
       </w:r>
       <w:r>
         <w:t> </w:t>
       </w:r>
-      <w:proofErr w:type="spellStart"/>
-      <w:r>
-        <w:rPr>
-          <w:lang w:val="en-US"/>
-        </w:rPr>
-        <w:t>VehicleRoute</w:t>
-      </w:r>
-      <w:proofErr w:type="spellEnd"/>
-      <w:r>
-        <w:rPr>
-          <w:lang w:val="en-US"/>
-        </w:rPr>
-        <w:t xml:space="preserve"> (</w:t>
-      </w:r>
-      <w:proofErr w:type="spellStart"/>
-      <w:r>
-        <w:rPr>
-          <w:lang w:val="en-US"/>
-        </w:rPr>
-        <w:t>Маршрут</w:t>
-      </w:r>
-      <w:proofErr w:type="spellEnd"/>
-      <w:r>
-        <w:rPr>
-          <w:lang w:val="en-US"/>
-        </w:rPr>
-        <w:t xml:space="preserve"> ТЗ) </w:t>
-      </w:r>
-      <w:r>
-        <w:rPr>
-          <w:lang w:val="en-US"/>
-        </w:rPr>
+      <w:r>
+        <w:t xml:space="preserve">status (TEXT, NOT NULL, ENUM) </w:t>
+      </w:r>
+      <w:r>
         <w:t>–</w:t>
       </w:r>
       <w:r>
-        <w:rPr>
-          <w:lang w:val="en-US"/>
-        </w:rPr>
-        <w:t xml:space="preserve"> </w:t>
-      </w:r>
-      <w:proofErr w:type="spellStart"/>
-      <w:r>
-        <w:rPr>
-          <w:lang w:val="en-US"/>
-        </w:rPr>
-        <w:t>результуюча</w:t>
-      </w:r>
-      <w:proofErr w:type="spellEnd"/>
-      <w:r>
-        <w:rPr>
-          <w:lang w:val="en-US"/>
-        </w:rPr>
-        <w:t xml:space="preserve"> </w:t>
-      </w:r>
-      <w:proofErr w:type="spellStart"/>
-      <w:r>
-        <w:rPr>
-          <w:lang w:val="en-US"/>
-        </w:rPr>
-        <w:t>сутність</w:t>
-      </w:r>
-      <w:proofErr w:type="spellEnd"/>
-      <w:r>
-        <w:rPr>
-          <w:lang w:val="en-US"/>
-        </w:rPr>
-        <w:t xml:space="preserve"> </w:t>
-      </w:r>
-      <w:proofErr w:type="spellStart"/>
-      <w:r>
-        <w:rPr>
-          <w:lang w:val="en-US"/>
-        </w:rPr>
-        <w:t>оптимізації</w:t>
-      </w:r>
-      <w:proofErr w:type="spellEnd"/>
-      <w:r>
-        <w:rPr>
-          <w:lang w:val="en-US"/>
-        </w:rPr>
-        <w:t>:</w:t>
-      </w:r>
-      <w:r>
-        <w:t xml:space="preserve"> </w:t>
-      </w:r>
-      <w:proofErr w:type="spellStart"/>
-      <w:r>
-        <w:rPr>
-          <w:lang w:val="en-US"/>
-        </w:rPr>
-        <w:t>послідовність</w:t>
-      </w:r>
-      <w:proofErr w:type="spellEnd"/>
-      <w:r>
-        <w:rPr>
-          <w:lang w:val="en-US"/>
-        </w:rPr>
-        <w:t xml:space="preserve"> </w:t>
-      </w:r>
-      <w:proofErr w:type="spellStart"/>
-      <w:r>
-        <w:rPr>
-          <w:lang w:val="en-US"/>
-        </w:rPr>
-        <w:t>точок</w:t>
-      </w:r>
-      <w:proofErr w:type="spellEnd"/>
-      <w:r>
-        <w:rPr>
-          <w:lang w:val="en-US"/>
-        </w:rPr>
-        <w:t xml:space="preserve"> </w:t>
-      </w:r>
-      <w:proofErr w:type="spellStart"/>
-      <w:r>
-        <w:rPr>
-          <w:lang w:val="en-US"/>
-        </w:rPr>
-        <w:t>доставки</w:t>
-      </w:r>
-      <w:proofErr w:type="spellEnd"/>
-      <w:r>
-        <w:rPr>
-          <w:lang w:val="en-US"/>
-        </w:rPr>
-        <w:t xml:space="preserve">, </w:t>
-      </w:r>
-      <w:proofErr w:type="spellStart"/>
-      <w:r>
-        <w:rPr>
-          <w:lang w:val="en-US"/>
-        </w:rPr>
-        <w:t>призначених</w:t>
-      </w:r>
-      <w:proofErr w:type="spellEnd"/>
-      <w:r>
-        <w:rPr>
-          <w:lang w:val="en-US"/>
-        </w:rPr>
-        <w:t xml:space="preserve"> </w:t>
-      </w:r>
-      <w:proofErr w:type="spellStart"/>
-      <w:r>
-        <w:rPr>
-          <w:lang w:val="en-US"/>
-        </w:rPr>
-        <w:t>конкретному</w:t>
-      </w:r>
-      <w:r>
-        <w:rPr>
-          <w:lang w:val="en-US"/>
-        </w:rPr>
-        <w:t>t</w:t>
-      </w:r>
-      <w:proofErr w:type="spellEnd"/>
-      <w:r>
-        <w:rPr>
-          <w:lang w:val="en-US"/>
-        </w:rPr>
-        <w:t xml:space="preserve"> </w:t>
-      </w:r>
-      <w:proofErr w:type="spellStart"/>
-      <w:r>
-        <w:rPr>
-          <w:lang w:val="en-US"/>
-        </w:rPr>
-        <w:t>транспортному</w:t>
-      </w:r>
-      <w:proofErr w:type="spellEnd"/>
-      <w:r>
-        <w:t xml:space="preserve"> </w:t>
-      </w:r>
-      <w:proofErr w:type="spellStart"/>
-      <w:r>
-        <w:rPr>
-          <w:lang w:val="en-US"/>
-        </w:rPr>
-        <w:t>засобу</w:t>
-      </w:r>
-      <w:proofErr w:type="spellEnd"/>
-      <w:r>
-        <w:rPr>
-          <w:lang w:val="en-US"/>
-        </w:rPr>
-        <w:t xml:space="preserve">, з </w:t>
-      </w:r>
-      <w:proofErr w:type="spellStart"/>
-      <w:r>
-        <w:rPr>
-          <w:lang w:val="en-US"/>
-        </w:rPr>
-        <w:t>обчисленими</w:t>
-      </w:r>
-      <w:proofErr w:type="spellEnd"/>
-      <w:r>
-        <w:rPr>
-          <w:lang w:val="en-US"/>
-        </w:rPr>
-        <w:t xml:space="preserve"> </w:t>
-      </w:r>
-      <w:proofErr w:type="spellStart"/>
-      <w:r>
-        <w:rPr>
-          <w:lang w:val="en-US"/>
-        </w:rPr>
-        <w:t>часом</w:t>
-      </w:r>
-      <w:proofErr w:type="spellEnd"/>
-      <w:r>
-        <w:rPr>
-          <w:lang w:val="en-US"/>
-        </w:rPr>
-        <w:t xml:space="preserve"> </w:t>
-      </w:r>
-      <w:proofErr w:type="spellStart"/>
-      <w:r>
-        <w:rPr>
-          <w:lang w:val="en-US"/>
-        </w:rPr>
-        <w:t>та</w:t>
-      </w:r>
-      <w:proofErr w:type="spellEnd"/>
-      <w:r>
-        <w:rPr>
-          <w:lang w:val="en-US"/>
-        </w:rPr>
-        <w:t xml:space="preserve"> </w:t>
-      </w:r>
-      <w:proofErr w:type="spellStart"/>
-      <w:r>
-        <w:rPr>
-          <w:lang w:val="en-US"/>
-        </w:rPr>
-        <w:t>довжиною</w:t>
-      </w:r>
-      <w:proofErr w:type="spellEnd"/>
-      <w:r>
-        <w:rPr>
-          <w:lang w:val="en-US"/>
-        </w:rPr>
-        <w:t xml:space="preserve"> </w:t>
-      </w:r>
-      <w:proofErr w:type="spellStart"/>
-      <w:r>
-        <w:rPr>
-          <w:lang w:val="en-US"/>
-        </w:rPr>
-        <w:t>маршруту</w:t>
-      </w:r>
-      <w:proofErr w:type="spellEnd"/>
-      <w:r>
-        <w:rPr>
-          <w:lang w:val="en-US"/>
-        </w:rPr>
-        <w:t>.</w:t>
+        <w:t xml:space="preserve"> поточний стан життєвого циклу пакунка, що приймає одне з трьох значень: PENDING, IN_TRANSIT, DELIVERED;</w:t>
       </w:r>
     </w:p>
     <w:p>
       <w:pPr>
-        <w:ind w:firstLine="709"/>
-      </w:pPr>
-      <w:proofErr w:type="spellStart"/>
-      <w:r>
-        <w:rPr>
-          <w:lang w:val="en-US"/>
-        </w:rPr>
-        <w:t>Атрибутивний</w:t>
-      </w:r>
-      <w:proofErr w:type="spellEnd"/>
-      <w:r>
-        <w:rPr>
-          <w:lang w:val="en-US"/>
-        </w:rPr>
-        <w:t xml:space="preserve"> </w:t>
-      </w:r>
-      <w:proofErr w:type="spellStart"/>
-      <w:r>
-        <w:rPr>
-          <w:lang w:val="en-US"/>
-        </w:rPr>
-        <w:t>склад</w:t>
-      </w:r>
-      <w:proofErr w:type="spellEnd"/>
-      <w:r>
-        <w:rPr>
-          <w:lang w:val="en-US"/>
-        </w:rPr>
-        <w:t xml:space="preserve"> </w:t>
-      </w:r>
-      <w:proofErr w:type="spellStart"/>
-      <w:r>
-        <w:rPr>
-          <w:lang w:val="en-US"/>
-        </w:rPr>
-        <w:t>кожної</w:t>
-      </w:r>
-      <w:proofErr w:type="spellEnd"/>
-      <w:r>
-        <w:rPr>
-          <w:lang w:val="en-US"/>
-        </w:rPr>
-        <w:t xml:space="preserve"> </w:t>
-      </w:r>
-      <w:proofErr w:type="spellStart"/>
-      <w:r>
-        <w:rPr>
-          <w:lang w:val="en-US"/>
-        </w:rPr>
-        <w:t>сутності</w:t>
-      </w:r>
-      <w:proofErr w:type="spellEnd"/>
-      <w:r>
-        <w:rPr>
-          <w:lang w:val="en-US"/>
-        </w:rPr>
-        <w:t xml:space="preserve"> </w:t>
-      </w:r>
-      <w:proofErr w:type="spellStart"/>
-      <w:r>
-        <w:rPr>
-          <w:lang w:val="en-US"/>
-        </w:rPr>
-        <w:t>наведено</w:t>
-      </w:r>
-      <w:proofErr w:type="spellEnd"/>
-      <w:r>
-        <w:rPr>
-          <w:lang w:val="en-US"/>
-        </w:rPr>
-        <w:t xml:space="preserve"> у </w:t>
-      </w:r>
-      <w:proofErr w:type="spellStart"/>
-      <w:r>
-        <w:rPr>
-          <w:lang w:val="en-US"/>
-        </w:rPr>
-        <w:t>таблиці</w:t>
-      </w:r>
-      <w:proofErr w:type="spellEnd"/>
-      <w:r>
-        <w:rPr>
-          <w:lang w:val="en-US"/>
-        </w:rPr>
-        <w:t xml:space="preserve"> 2.1.</w:t>
+        <w:pStyle w:val="NormalText"/>
+      </w:pPr>
+      <w:r>
+        <w:t>–</w:t>
+      </w:r>
+      <w:r>
+        <w:t> </w:t>
+      </w:r>
+      <w:r>
+        <w:t xml:space="preserve">created_at (TEXT, ISO 8601, UTC) </w:t>
+      </w:r>
+      <w:r>
+        <w:t>–</w:t>
+      </w:r>
+      <w:r>
+        <w:t xml:space="preserve"> момент створення пакунка в системі;</w:t>
       </w:r>
     </w:p>
     <w:p>
       <w:pPr>
-        <w:ind w:firstLine="709"/>
-      </w:pPr>
-    </w:p>
-    <w:tbl>
-      <w:tblPr>
-        <w:tblStyle w:val="TableGrid"/>
-        <w:tblW w:w="0" w:type="auto"/>
-        <w:tblLook w:val="04A0" w:firstRow="1" w:lastRow="0" w:firstColumn="1" w:lastColumn="0" w:noHBand="0" w:noVBand="1"/>
-      </w:tblPr>
-      <w:tblGrid>
-        <w:gridCol w:w="1925"/>
-        <w:gridCol w:w="1925"/>
-        <w:gridCol w:w="1926"/>
-        <w:gridCol w:w="1926"/>
-        <w:gridCol w:w="1926"/>
-      </w:tblGrid>
-      <w:tr>
-        <w:tc>
-          <w:tcPr>
-            <w:tcW w:w="1925" w:type="dxa"/>
-          </w:tcPr>
-          <w:p>
-            <w:r>
-              <w:t>Сутність</w:t>
-            </w:r>
-          </w:p>
-        </w:tc>
-        <w:tc>
-          <w:tcPr>
-            <w:tcW w:w="1925" w:type="dxa"/>
-          </w:tcPr>
-          <w:p>
-            <w:r>
-              <w:t>Атрибут</w:t>
-            </w:r>
-          </w:p>
-        </w:tc>
-        <w:tc>
-          <w:tcPr>
-            <w:tcW w:w="1926" w:type="dxa"/>
-          </w:tcPr>
-          <w:p>
-            <w:r>
-              <w:t>Тип</w:t>
-            </w:r>
-          </w:p>
-        </w:tc>
-        <w:tc>
-          <w:tcPr>
-            <w:tcW w:w="1926" w:type="dxa"/>
-          </w:tcPr>
-          <w:p>
-            <w:r>
-              <w:t>Обмеження</w:t>
-            </w:r>
-          </w:p>
-        </w:tc>
-        <w:tc>
-          <w:tcPr>
-            <w:tcW w:w="1926" w:type="dxa"/>
-          </w:tcPr>
-          <w:p>
-            <w:r>
-              <w:t>Призначення</w:t>
-            </w:r>
-          </w:p>
-        </w:tc>
-      </w:tr>
-      <w:tr>
-        <w:tc>
-          <w:tcPr>
-            <w:tcW w:w="1925" w:type="dxa"/>
-          </w:tcPr>
-          <w:p/>
-        </w:tc>
-        <w:tc>
-          <w:tcPr>
-            <w:tcW w:w="1925" w:type="dxa"/>
-          </w:tcPr>
-          <w:p/>
-        </w:tc>
-        <w:tc>
-          <w:tcPr>
-            <w:tcW w:w="1926" w:type="dxa"/>
-          </w:tcPr>
-          <w:p/>
-        </w:tc>
-        <w:tc>
-          <w:tcPr>
-            <w:tcW w:w="1926" w:type="dxa"/>
-          </w:tcPr>
-          <w:p/>
-        </w:tc>
-        <w:tc>
-          <w:tcPr>
-            <w:tcW w:w="1926" w:type="dxa"/>
-          </w:tcPr>
-          <w:p/>
-        </w:tc>
-      </w:tr>
-      <w:tr>
-        <w:tc>
-          <w:tcPr>
-            <w:tcW w:w="1925" w:type="dxa"/>
-          </w:tcPr>
-          <w:p/>
-        </w:tc>
-        <w:tc>
-          <w:tcPr>
-            <w:tcW w:w="1925" w:type="dxa"/>
-          </w:tcPr>
-          <w:p/>
-        </w:tc>
-        <w:tc>
-          <w:tcPr>
-            <w:tcW w:w="1926" w:type="dxa"/>
-          </w:tcPr>
-          <w:p/>
-        </w:tc>
-        <w:tc>
-          <w:tcPr>
-            <w:tcW w:w="1926" w:type="dxa"/>
-          </w:tcPr>
-          <w:p/>
-        </w:tc>
-        <w:tc>
-          <w:tcPr>
-            <w:tcW w:w="1926" w:type="dxa"/>
-          </w:tcPr>
-          <w:p/>
-        </w:tc>
-      </w:tr>
-      <w:tr>
-        <w:tc>
-          <w:tcPr>
-            <w:tcW w:w="1925" w:type="dxa"/>
-          </w:tcPr>
-          <w:p/>
-        </w:tc>
-        <w:tc>
-          <w:tcPr>
-            <w:tcW w:w="1925" w:type="dxa"/>
-          </w:tcPr>
-          <w:p/>
-        </w:tc>
-        <w:tc>
-          <w:tcPr>
-            <w:tcW w:w="1926" w:type="dxa"/>
-          </w:tcPr>
-          <w:p/>
-        </w:tc>
-        <w:tc>
-          <w:tcPr>
-            <w:tcW w:w="1926" w:type="dxa"/>
-          </w:tcPr>
-          <w:p/>
-        </w:tc>
-        <w:tc>
-          <w:tcPr>
-            <w:tcW w:w="1926" w:type="dxa"/>
-          </w:tcPr>
-          <w:p/>
-        </w:tc>
-      </w:tr>
-    </w:tbl>
-    <w:p>
-      <w:pPr>
-        <w:ind w:firstLine="709"/>
-      </w:pPr>
+        <w:pStyle w:val="NormalText"/>
+      </w:pPr>
+      <w:r>
+        <w:t>–</w:t>
+      </w:r>
+      <w:r>
+        <w:t> </w:t>
+      </w:r>
+      <w:r>
+        <w:t xml:space="preserve">lat/lon (REAL, NULL) </w:t>
+      </w:r>
+      <w:r>
+        <w:t>–</w:t>
+      </w:r>
+      <w:r>
+        <w:t xml:space="preserve"> геокодовані координати точки доставки, які заповнюються після успішного звернення до сервісу Nominatim і можуть бути відсутніми в момент створення.</w:t>
+      </w:r>
     </w:p>
     <w:p>
       <w:pPr>
-        <w:ind w:firstLine="709"/>
-        <w:rPr>
-          <w:lang w:val="en-US"/>
-        </w:rPr>
-      </w:pPr>
-      <w:proofErr w:type="spellStart"/>
-      <w:r>
-        <w:rPr>
-          <w:lang w:val="en-US"/>
-        </w:rPr>
-        <w:t>Таблиця</w:t>
-      </w:r>
-      <w:proofErr w:type="spellEnd"/>
-      <w:r>
-        <w:rPr>
-          <w:lang w:val="en-US"/>
-        </w:rPr>
-        <w:t xml:space="preserve"> 2.1 </w:t>
-      </w:r>
-      <w:r>
-        <w:rPr>
-          <w:lang w:val="en-US"/>
-        </w:rPr>
+        <w:pStyle w:val="NormalText"/>
+      </w:pPr>
+      <w:r>
+        <w:t xml:space="preserve">Властивість змінного стану виокремлює Package серед інших сутностей системи. Якщо Vehicle, LegInfo або ModeResult є по суті незмінними (immutable) дата-об'єктами, що формуються одноразово і не модифікуються після створення, то пакунок проходить через декілька логічно різних станів протягом свого життєвого циклу </w:t>
+      </w:r>
+      <w:r>
         <w:t>–</w:t>
       </w:r>
       <w:r>
-        <w:rPr>
-          <w:lang w:val="en-US"/>
-        </w:rPr>
-        <w:t xml:space="preserve"> </w:t>
-      </w:r>
-      <w:proofErr w:type="spellStart"/>
-      <w:r>
-        <w:rPr>
-          <w:lang w:val="en-US"/>
-        </w:rPr>
-        <w:t>Атрибутивний</w:t>
-      </w:r>
-      <w:proofErr w:type="spellEnd"/>
-      <w:r>
-        <w:rPr>
-          <w:lang w:val="en-US"/>
-        </w:rPr>
-        <w:t xml:space="preserve"> </w:t>
-      </w:r>
-      <w:proofErr w:type="spellStart"/>
-      <w:r>
-        <w:rPr>
-          <w:lang w:val="en-US"/>
-        </w:rPr>
-        <w:t>склад</w:t>
-      </w:r>
-      <w:proofErr w:type="spellEnd"/>
-      <w:r>
-        <w:rPr>
-          <w:lang w:val="en-US"/>
-        </w:rPr>
-        <w:t xml:space="preserve"> </w:t>
-      </w:r>
-      <w:proofErr w:type="spellStart"/>
-      <w:r>
-        <w:rPr>
-          <w:lang w:val="en-US"/>
-        </w:rPr>
-        <w:t>основних</w:t>
-      </w:r>
-      <w:proofErr w:type="spellEnd"/>
-      <w:r>
-        <w:rPr>
-          <w:lang w:val="en-US"/>
-        </w:rPr>
-        <w:t xml:space="preserve"> </w:t>
-      </w:r>
-      <w:proofErr w:type="spellStart"/>
-      <w:r>
-        <w:rPr>
-          <w:lang w:val="en-US"/>
-        </w:rPr>
-        <w:t>сутностей</w:t>
-      </w:r>
-      <w:proofErr w:type="spellEnd"/>
+        <w:t xml:space="preserve"> від моменту реєстрації замовлення до підтвердження доставки. Така поведінка природно описується кінцевим автоматом, формальне представлення якого наведено на рисунку 2.8.</w:t>
+      </w:r>
     </w:p>
     <w:p>
       <w:pPr>
         <w:pStyle w:val="NormalText"/>
       </w:pPr>
+      <w:r>
+        <w:t>На діаграмі виділено три прості стани (зображені округленими прямокутниками з горизонтальною лінією-роздільником між іменем і внутрішніми діями), один початковий псевдостан (заповнений чорний кружок) та один кінцевий стан (білий кружок з чорною облямівкою).</w:t>
+      </w:r>
+    </w:p>
+    <w:p>
+      <w:pPr>
+        <w:pStyle w:val="NormalText"/>
+      </w:pPr>
+      <w:r>
+        <w:t xml:space="preserve">Стан «Очікує (PENDING)» є початковим станом життєвого циклу. У нього пакунок потрапляє відразу після створення в БД викликом методу add_package() модуля PackageDB. У внутрішніх інваріантах стану зафіксовано: «Пакунок створено в БД» та «Адреса задана, координати = None». Останнє є важливим уточненням: момент створення пакунка не обов'язково збігається з моментом успішного геокодування його адреси. Якщо сервіс Nominatim тимчасово недоступний або повертає помилку, пакунок все одно зберігається в базі для подальшого ручного дозаповнення координат оператором. Це забезпечує </w:t>
+      </w:r>
+      <w:r>
+        <w:lastRenderedPageBreak/>
+        <w:t>відмовостійкість системи у разі проблем зі сторонніми сервісами.</w:t>
+      </w:r>
+    </w:p>
+    <w:p>
+      <w:pPr>
+        <w:pStyle w:val="NormalText"/>
+        <w:ind w:firstLine="0"/>
+      </w:pPr>
+      <w:r>
+        <w:rPr>
+          <w:noProof/>
+        </w:rPr>
+        <w:drawing>
+          <wp:inline distT="0" distB="0" distL="0" distR="0" wp14:anchorId="6EDE8516" wp14:editId="169B0295">
+            <wp:extent cx="6120130" cy="6534785"/>
+            <wp:effectExtent l="0" t="0" r="0" b="0"/>
+            <wp:docPr id="17" name="Picture 17"/>
+            <wp:cNvGraphicFramePr>
+              <a:graphicFrameLocks xmlns:a="http://schemas.openxmlformats.org/drawingml/2006/main" noChangeAspect="1"/>
+            </wp:cNvGraphicFramePr>
+            <a:graphic xmlns:a="http://schemas.openxmlformats.org/drawingml/2006/main">
+              <a:graphicData uri="http://schemas.openxmlformats.org/drawingml/2006/picture">
+                <pic:pic xmlns:pic="http://schemas.openxmlformats.org/drawingml/2006/picture">
+                  <pic:nvPicPr>
+                    <pic:cNvPr id="17" name="Picture 17"/>
+                    <pic:cNvPicPr/>
+                  </pic:nvPicPr>
+                  <pic:blipFill>
+                    <a:blip r:embed="rId16">
+                      <a:extLst>
+                        <a:ext uri="{28A0092B-C50C-407E-A947-70E740481C1C}">
+                          <a14:useLocalDpi xmlns:a14="http://schemas.microsoft.com/office/drawing/2010/main" val="0"/>
+                        </a:ext>
+                      </a:extLst>
+                    </a:blip>
+                    <a:stretch>
+                      <a:fillRect/>
+                    </a:stretch>
+                  </pic:blipFill>
+                  <pic:spPr>
+                    <a:xfrm>
+                      <a:off x="0" y="0"/>
+                      <a:ext cx="6120130" cy="6534785"/>
+                    </a:xfrm>
+                    <a:prstGeom prst="rect">
+                      <a:avLst/>
+                    </a:prstGeom>
+                  </pic:spPr>
+                </pic:pic>
+              </a:graphicData>
+            </a:graphic>
+          </wp:inline>
+        </w:drawing>
+      </w:r>
+    </w:p>
+    <w:p>
+      <w:pPr>
+        <w:pStyle w:val="NormalText"/>
+      </w:pPr>
+      <w:r>
+        <w:t>Рисунок 2.8 – Діаграма станів життєвого циклу пакунку</w:t>
+      </w:r>
+    </w:p>
+    <w:p>
+      <w:pPr>
+        <w:pStyle w:val="NormalText"/>
+      </w:pPr>
+    </w:p>
+    <w:p>
+      <w:pPr>
+        <w:pStyle w:val="NormalText"/>
+      </w:pPr>
+      <w:r>
+        <w:t>Стан «В дорозі (IN_TRANSIT)» характеризує пакунок, для якого оператор запустив оптимізацію маршруту і алгоритм успішно включив його у маршрут конкретного транспортного засобу. Внутрішні інваріанти стану: «Координати геокодовані» «Пакунок включено в маршрут ТЗ» та «Оптимізація виконана».</w:t>
+      </w:r>
+      <w:r>
+        <w:t xml:space="preserve"> </w:t>
+      </w:r>
+      <w:r>
+        <w:t xml:space="preserve">Перехід з PENDING у IN_TRANSIT відбувається через подію </w:t>
+      </w:r>
+      <w:r>
+        <w:lastRenderedPageBreak/>
+        <w:t xml:space="preserve">set_status(IN_TRANSIT), спрацьовування якої обумовлене </w:t>
+      </w:r>
+      <w:r>
+        <w:t xml:space="preserve">сторожовою </w:t>
+      </w:r>
+      <w:r>
+        <w:t>умовою</w:t>
+      </w:r>
+      <w:r>
+        <w:t xml:space="preserve"> </w:t>
+      </w:r>
+      <w:r>
+        <w:t>[Оператор запускає оптимізацію маршруту].</w:t>
+      </w:r>
+    </w:p>
+    <w:p>
+      <w:pPr>
+        <w:pStyle w:val="NormalText"/>
+      </w:pPr>
+      <w:r>
+        <w:t xml:space="preserve">Стан «Доставлено (DELIVERED)» є термінальним семантичним станом </w:t>
+      </w:r>
+      <w:r>
+        <w:t>–</w:t>
+      </w:r>
+      <w:r>
+        <w:t xml:space="preserve"> пакунок виконав свою функцію, кур'єр доставив його на цільову адресу та підтвердив це через інтерфейс системи. Внутрішні інваріанти: «Пакунок доставлено на адресу» та «Маршрут завершено». Перехід здійснюється подією set_status(DELIVERED) зі сторожовою умовою [Кур'єр підтверджує доставку]. Слід зауважити, що стан DELIVERED не є кінцевим у формально-UML сенсі: пакунок залишається в БД для подальшого аналізу та формування статистики, поки не буде явно видалений оператором.</w:t>
+      </w:r>
+    </w:p>
+    <w:p>
+      <w:pPr>
+        <w:pStyle w:val="NormalText"/>
+      </w:pPr>
+      <w:r>
+        <w:t>На діаграмі представлено п'ять переходів між станами та два переходи в кінцевий вузол:</w:t>
+      </w:r>
+    </w:p>
+    <w:p>
+      <w:pPr>
+        <w:pStyle w:val="NormalText"/>
+      </w:pPr>
+      <w:r>
+        <w:t>1) </w:t>
+      </w:r>
+      <w:r>
+        <w:t xml:space="preserve">PENDING → IN_TRANSIT </w:t>
+      </w:r>
+      <w:r>
+        <w:t>–</w:t>
+      </w:r>
+      <w:r>
+        <w:t xml:space="preserve"> основний прогресивний перехід, описаний вище;</w:t>
+      </w:r>
+    </w:p>
+    <w:p>
+      <w:pPr>
+        <w:pStyle w:val="NormalText"/>
+      </w:pPr>
+      <w:r>
+        <w:t>2</w:t>
+      </w:r>
+      <w:r>
+        <w:t>) </w:t>
+      </w:r>
+      <w:r>
+        <w:t xml:space="preserve">IN_TRANSIT → DELIVERED </w:t>
+      </w:r>
+      <w:r>
+        <w:t>–</w:t>
+      </w:r>
+      <w:r>
+        <w:t xml:space="preserve"> також прогресивний перехід, підтвердження доставки;</w:t>
+      </w:r>
+    </w:p>
+    <w:p>
+      <w:pPr>
+        <w:pStyle w:val="NormalText"/>
+      </w:pPr>
+      <w:r>
+        <w:t>3) </w:t>
+      </w:r>
+      <w:r>
+        <w:t xml:space="preserve">IN_TRANSIT → PENDING </w:t>
+      </w:r>
+      <w:r>
+        <w:t>–</w:t>
+      </w:r>
+      <w:r>
+        <w:t xml:space="preserve"> регресивний перехід зі сторожовою умовою [Повернення в чергу (збій доставки)]. Він моделює реальну ситуацію, коли під час виконання маршруту виникає форс-мажорна обставина: клієнт відсутній за адресою, отримання неможливе через закритий доступ, у транспортного засобу виникла технічна несправність тощо. У таких випадках оператор повертає пакунок у стан очікування для повторного планування на наступний день. Наявність зворотного переходу робить кінцевий автомат неациклічним і дозволяє моделювати повторні спроби доставки без створення нового запису в БД;</w:t>
+      </w:r>
+    </w:p>
+    <w:p>
+      <w:pPr>
+        <w:pStyle w:val="NormalText"/>
+      </w:pPr>
+      <w:r>
+        <w:t>4</w:t>
+      </w:r>
+      <w:r>
+        <w:t>) </w:t>
+      </w:r>
+      <w:r>
+        <w:t xml:space="preserve">PENDING → final </w:t>
+      </w:r>
+      <w:r>
+        <w:t>–</w:t>
+      </w:r>
+      <w:r>
+        <w:t xml:space="preserve"> перехід зі сторожовою умовою [Оператор видаляє пакунок]. Спрацьовує при виклику методу delete() для пакунків, які так і не були відправлені (наприклад, помилкове замовлення або скасування клієнтом);</w:t>
+      </w:r>
+    </w:p>
+    <w:p>
+      <w:pPr>
+        <w:pStyle w:val="NormalText"/>
+        <w:rPr>
+          <w:lang w:val="en-US"/>
+        </w:rPr>
+      </w:pPr>
+      <w:r>
+        <w:t>5</w:t>
+      </w:r>
+      <w:r>
+        <w:t>) </w:t>
+      </w:r>
+      <w:r>
+        <w:t xml:space="preserve">DELIVERED → final </w:t>
+      </w:r>
+      <w:r>
+        <w:t>–</w:t>
+      </w:r>
+      <w:r>
+        <w:t xml:space="preserve"> перехід [Архівування]. Виконує фізичне видалення запису з активної таблиці; у виробничих умовах рекомендується </w:t>
+      </w:r>
+      <w:r>
+        <w:lastRenderedPageBreak/>
+        <w:t>замінити на «м'яке» видалення з перенесенням до архівної таблиці для збереження історії.</w:t>
+      </w:r>
+    </w:p>
+    <w:p>
+      <w:pPr>
+        <w:pStyle w:val="NormalText"/>
+      </w:pPr>
+      <w:r>
+        <w:t>Описаний кінцевий автомат має три суттєві властивості, важливі для коректного функціонування системи. По-перше, він є детермінованим: з будь-якого стану і за будь-якої події існує не більше одного допустимого переходу. Це усуває неоднозначність обробки команд та спрощує тестування. По-друге, граф переходів є зв'язним: з будь-якого нетермінального стану можна досягти кінцевого вузла за скінченну кількість переходів, що гарантує відсутність «застряглих» пакунків у системі. По-третє, всі переходи захищені сторожовими умовами, які перевіряються на рівні бізнес-логіки в модулі PackageDB, що запобігає некоректним переходам (наприклад, з PENDING безпосередньо у DELIVERED, оминаючи стан IN_TRANSIT) на рівні БД.</w:t>
+      </w:r>
+    </w:p>
+    <w:p>
+      <w:pPr>
+        <w:pStyle w:val="NormalText"/>
+      </w:pPr>
+      <w:r>
+        <w:t>Програмно автомат реалізовано через метод PackageDB.set_status(id, status) з валідацією допустимих переходів та через перерахування DeliveryStatus (enum з трьома членами), що забезпечує статичну безпеку</w:t>
+      </w:r>
+      <w:r>
+        <w:t xml:space="preserve"> типів</w:t>
+      </w:r>
+      <w:r>
+        <w:t xml:space="preserve"> при роботі зі станами в коді. Опис фізичної схеми таблиці packages, у якій матеріалізується описаний стан, наведено у наступному підпункті 2.2.2.</w:t>
+      </w:r>
     </w:p>
     <w:p>
       <w:pPr>
@@ -31010,29 +30710,7 @@
         <w:t>NP</w:t>
       </w:r>
       <w:r>
-        <w:t>-складних задачах комбінаторної оптимізації. Алгоритм реалізований у вигляді послідовності ітераційних кроків, що забезпечують баланс між дослідженням нових областей простору розв'язків (</w:t>
-      </w:r>
-      <w:r>
-        <w:rPr>
-          <w:lang w:val="ru-RU"/>
-        </w:rPr>
-        <w:t>exploration</w:t>
-      </w:r>
-      <w:r>
-        <w:t xml:space="preserve">) та покращенням уже знайдених </w:t>
-      </w:r>
-      <w:r>
-        <w:lastRenderedPageBreak/>
-        <w:t>варіантів (</w:t>
-      </w:r>
-      <w:r>
-        <w:rPr>
-          <w:lang w:val="ru-RU"/>
-        </w:rPr>
-        <w:t>exploitation</w:t>
-      </w:r>
-      <w:r>
-        <w:t>).</w:t>
+        <w:t>-складних задачах комбінаторної оптимізації. Алгоритм реалізований у вигляді послідовності ітераційних кроків, що забезпечують баланс між дослідженням нових областей простору розв'язків та покращенням уже знайдених варіантів.</w:t>
       </w:r>
     </w:p>
     <w:p>
@@ -31051,7 +30729,10 @@
         </w:rPr>
       </w:pPr>
       <w:r>
-        <w:t xml:space="preserve">1) </w:t>
+        <w:t>1)</w:t>
+      </w:r>
+      <w:r>
+        <w:t> </w:t>
       </w:r>
       <w:r>
         <w:t xml:space="preserve">Ініціалізація (Формування початкової популяції). </w:t>
@@ -31060,7 +30741,14 @@
         <w:rPr>
           <w:lang w:val="ru-RU"/>
         </w:rPr>
-        <w:t>На цьому етапі створюється набір із 50 хромосом.</w:t>
+        <w:t xml:space="preserve">На цьому етапі </w:t>
+      </w:r>
+      <w:r>
+        <w:rPr>
+          <w:lang w:val="ru-RU"/>
+        </w:rPr>
+        <w:lastRenderedPageBreak/>
+        <w:t>створюється набір із 50 хромосом.</w:t>
       </w:r>
     </w:p>
     <w:p>
@@ -31641,7 +31329,10 @@
         </w:rPr>
       </w:pPr>
       <w:r>
-        <w:t xml:space="preserve">2) </w:t>
+        <w:t>2)</w:t>
+      </w:r>
+      <w:r>
+        <w:t> </w:t>
       </w:r>
       <w:r>
         <w:rPr>
@@ -31937,7 +31628,13 @@
         <w:pStyle w:val="NormalText"/>
       </w:pPr>
       <w:r>
-        <w:t>3) Селекція: Вибір найкращих особин для створення наступного покоління.</w:t>
+        <w:t>3)</w:t>
+      </w:r>
+      <w:r>
+        <w:t> </w:t>
+      </w:r>
+      <w:r>
+        <w:t>Селекція: Вибір найкращих особин для створення наступного покоління.</w:t>
       </w:r>
     </w:p>
     <w:p>
@@ -31951,14 +31648,7 @@
         <w:rPr>
           <w:lang w:val="ru-RU"/>
         </w:rPr>
-        <w:t xml:space="preserve">Турнірний метод: Випадковим чином обирається 3 особини, і найкраща з </w:t>
-      </w:r>
-      <w:r>
-        <w:rPr>
-          <w:lang w:val="ru-RU"/>
-        </w:rPr>
-        <w:lastRenderedPageBreak/>
-        <w:t>них стає батьком. Це дозволяє уникати передчасної збіжності до локального оптимуму.</w:t>
+        <w:t>Турнірний метод: Випадковим чином обирається 3 особини, і найкраща з них стає батьком. Це дозволяє уникати передчасної збіжності до локального оптимуму.</w:t>
       </w:r>
     </w:p>
     <w:p>
@@ -31972,7 +31662,14 @@
         <w:rPr>
           <w:lang w:val="ru-RU"/>
         </w:rPr>
-        <w:t>Елітизм: Дві найкращі особини поточного покоління копіюються в наступне без змін (Elite Size = 2), що гарантує збереження найкращого знайденого розв'язку.</w:t>
+        <w:t xml:space="preserve">Елітизм: Дві найкращі особини поточного покоління копіюються в </w:t>
+      </w:r>
+      <w:r>
+        <w:rPr>
+          <w:lang w:val="ru-RU"/>
+        </w:rPr>
+        <w:lastRenderedPageBreak/>
+        <w:t>наступне без змін (Elite Size = 2), що гарантує збереження найкращого знайденого розв'язку.</w:t>
       </w:r>
     </w:p>
     <w:p>
@@ -31991,7 +31688,13 @@
         <w:pStyle w:val="NormalText"/>
       </w:pPr>
       <w:r>
-        <w:t xml:space="preserve">4) Схрещування (Crossover): </w:t>
+        <w:t>4)</w:t>
+      </w:r>
+      <w:r>
+        <w:t> </w:t>
+      </w:r>
+      <w:r>
+        <w:t xml:space="preserve">Схрещування (Crossover): </w:t>
       </w:r>
       <w:r>
         <w:t>Створення нащадків, що успадковують властивості батьків.</w:t>
@@ -32071,7 +31774,10 @@
         <w:pStyle w:val="NormalText"/>
       </w:pPr>
       <w:r>
-        <w:t xml:space="preserve">6) </w:t>
+        <w:t>6)</w:t>
+      </w:r>
+      <w:r>
+        <w:t> </w:t>
       </w:r>
       <w:r>
         <w:t>Термінація та вибір результату</w:t>
@@ -32149,7 +31855,11 @@
         <w:pStyle w:val="NormalText"/>
       </w:pPr>
       <w:r>
-        <w:t>У спеціальному розділі було проведено проєктування інтелектуальної системи розподілу вантажів. Було формалізовано математичну модель задачі VRPTW (маршрутизація з часовими вікнами) та розроблено структуру інформаційного забезпечення для її підтримки. Обґрунтовано використання генетичного алгоритму як ефективного методу знаходження наближених до оптимальних розв'язків у складних мультимодальних мережах. Описана логіка алгоритму становить основу для подальшої програмної реалізації мовою Python.</w:t>
+        <w:t xml:space="preserve">У спеціальному розділі було проведено проєктування інтелектуальної системи розподілу вантажів. Було формалізовано математичну модель задачі </w:t>
+      </w:r>
+      <w:r>
+        <w:lastRenderedPageBreak/>
+        <w:t>VRPTW (маршрутизація з часовими вікнами) та розроблено структуру інформаційного забезпечення для її підтримки. Обґрунтовано використання генетичного алгоритму як ефективного методу знаходження наближених до оптимальних розв'язків у складних мультимодальних мережах. Описана логіка алгоритму становить основу для подальшої програмної реалізації мовою Python.</w:t>
       </w:r>
     </w:p>
     <w:p>
@@ -35453,7 +35163,7 @@
                     <pic:cNvPicPr/>
                   </pic:nvPicPr>
                   <pic:blipFill>
-                    <a:blip r:embed="rId16">
+                    <a:blip r:embed="rId17">
                       <a:extLst>
                         <a:ext uri="{28A0092B-C50C-407E-A947-70E740481C1C}">
                           <a14:useLocalDpi xmlns:a14="http://schemas.microsoft.com/office/drawing/2010/main" val="0"/>
@@ -36337,7 +36047,7 @@
                     <pic:cNvPicPr/>
                   </pic:nvPicPr>
                   <pic:blipFill>
-                    <a:blip r:embed="rId17"/>
+                    <a:blip r:embed="rId18"/>
                     <a:stretch>
                       <a:fillRect/>
                     </a:stretch>
@@ -36504,192 +36214,6 @@
             <wp:extent cx="6120130" cy="1981835"/>
             <wp:effectExtent l="0" t="0" r="0" b="0"/>
             <wp:docPr id="11" name="Picture 11"/>
-            <wp:cNvGraphicFramePr>
-              <a:graphicFrameLocks xmlns:a="http://schemas.openxmlformats.org/drawingml/2006/main" noChangeAspect="1"/>
-            </wp:cNvGraphicFramePr>
-            <a:graphic xmlns:a="http://schemas.openxmlformats.org/drawingml/2006/main">
-              <a:graphicData uri="http://schemas.openxmlformats.org/drawingml/2006/picture">
-                <pic:pic xmlns:pic="http://schemas.openxmlformats.org/drawingml/2006/picture">
-                  <pic:nvPicPr>
-                    <pic:cNvPr id="1" name=""/>
-                    <pic:cNvPicPr/>
-                  </pic:nvPicPr>
-                  <pic:blipFill>
-                    <a:blip r:embed="rId18"/>
-                    <a:stretch>
-                      <a:fillRect/>
-                    </a:stretch>
-                  </pic:blipFill>
-                  <pic:spPr>
-                    <a:xfrm>
-                      <a:off x="0" y="0"/>
-                      <a:ext cx="6120130" cy="1981835"/>
-                    </a:xfrm>
-                    <a:prstGeom prst="rect">
-                      <a:avLst/>
-                    </a:prstGeom>
-                  </pic:spPr>
-                </pic:pic>
-              </a:graphicData>
-            </a:graphic>
-          </wp:inline>
-        </w:drawing>
-      </w:r>
-    </w:p>
-    <w:p>
-      <w:pPr>
-        <w:ind w:firstLine="709"/>
-        <w:rPr>
-          <w:lang w:val="ru-UA"/>
-        </w:rPr>
-      </w:pPr>
-      <w:r>
-        <w:rPr>
-          <w:lang w:val="ru-UA"/>
-        </w:rPr>
-        <w:t>Рисунок 3.</w:t>
-      </w:r>
-      <w:r>
-        <w:rPr>
-          <w:lang w:val="ru-UA"/>
-        </w:rPr>
-        <w:t>3</w:t>
-      </w:r>
-      <w:r>
-        <w:rPr>
-          <w:lang w:val="ru-UA"/>
-        </w:rPr>
-        <w:t xml:space="preserve"> </w:t>
-      </w:r>
-      <w:r>
-        <w:rPr>
-          <w:lang w:val="ru-RU"/>
-        </w:rPr>
-        <w:t>–</w:t>
-      </w:r>
-      <w:r>
-        <w:rPr>
-          <w:lang w:val="ru-RU"/>
-        </w:rPr>
-        <w:t xml:space="preserve"> Вкладка «Налаштування </w:t>
-      </w:r>
-      <w:r>
-        <w:rPr>
-          <w:lang w:val="ru-RU"/>
-        </w:rPr>
-        <w:t>флоту</w:t>
-      </w:r>
-      <w:r>
-        <w:rPr>
-          <w:lang w:val="ru-RU"/>
-        </w:rPr>
-        <w:t>»</w:t>
-      </w:r>
-    </w:p>
-    <w:p>
-      <w:pPr>
-        <w:ind w:firstLine="709"/>
-        <w:rPr>
-          <w:lang w:val="ru-UA"/>
-        </w:rPr>
-      </w:pPr>
-      <w:r>
-        <w:t>2. На вкладці «</w:t>
-      </w:r>
-      <w:r>
-        <w:rPr>
-          <w:lang w:val="ru-UA"/>
-        </w:rPr>
-        <w:t>Пакунки</w:t>
-      </w:r>
-      <w:r>
-        <w:t>» додаються замовлення на доставку. Для кожного пакета вказується адреса, вага</w:t>
-      </w:r>
-      <w:r>
-        <w:rPr>
-          <w:lang w:val="en-US"/>
-        </w:rPr>
-        <w:t xml:space="preserve"> (</w:t>
-      </w:r>
-      <w:proofErr w:type="spellStart"/>
-      <w:r>
-        <w:rPr>
-          <w:lang w:val="en-US"/>
-        </w:rPr>
-        <w:t>рис</w:t>
-      </w:r>
-      <w:proofErr w:type="spellEnd"/>
-      <w:r>
-        <w:rPr>
-          <w:lang w:val="en-US"/>
-        </w:rPr>
-        <w:t>. 3.</w:t>
-      </w:r>
-      <w:r>
-        <w:rPr>
-          <w:lang w:val="en-US"/>
-        </w:rPr>
-        <w:t>4</w:t>
-      </w:r>
-      <w:r>
-        <w:rPr>
-          <w:lang w:val="en-US"/>
-        </w:rPr>
-        <w:t>)</w:t>
-      </w:r>
-      <w:r>
-        <w:t>. Адреса автоматично геокодується через Nominati</w:t>
-      </w:r>
-      <w:r>
-        <w:rPr>
-          <w:lang w:val="en-US"/>
-        </w:rPr>
-        <w:t>m</w:t>
-      </w:r>
-      <w:r>
-        <w:t>.</w:t>
-      </w:r>
-      <w:r>
-        <w:t xml:space="preserve"> Також в цій вкладці є можливість змінити існуючі пакунки та додати їх до оптимізації</w:t>
-      </w:r>
-      <w:r>
-        <w:rPr>
-          <w:lang w:val="en-US"/>
-        </w:rPr>
-        <w:t xml:space="preserve"> (</w:t>
-      </w:r>
-      <w:r>
-        <w:t>рис. 3.5)</w:t>
-      </w:r>
-      <w:r>
-        <w:t>.</w:t>
-      </w:r>
-    </w:p>
-    <w:p>
-      <w:pPr>
-        <w:ind w:firstLine="709"/>
-        <w:rPr>
-          <w:lang w:val="ru-UA"/>
-        </w:rPr>
-      </w:pPr>
-    </w:p>
-    <w:p>
-      <w:pPr>
-        <w:spacing w:line="240" w:lineRule="auto"/>
-        <w:rPr>
-          <w:lang w:val="ru-UA"/>
-        </w:rPr>
-      </w:pPr>
-      <w:r>
-        <w:rPr>
-          <w:noProof/>
-          <w:lang w:val="ru-UA"/>
-        </w:rPr>
-        <w:drawing>
-          <wp:inline distT="0" distB="0" distL="0" distR="0" wp14:anchorId="6CFE3A35" wp14:editId="27D7AA1B">
-            <wp:extent cx="6120130" cy="1914525"/>
-            <wp:effectExtent l="0" t="0" r="0" b="9525"/>
-            <wp:docPr id="12" name="Picture 12"/>
             <wp:cNvGraphicFramePr>
               <a:graphicFrameLocks xmlns:a="http://schemas.openxmlformats.org/drawingml/2006/main" noChangeAspect="1"/>
             </wp:cNvGraphicFramePr>
@@ -36709,7 +36233,7 @@
                   <pic:spPr>
                     <a:xfrm>
                       <a:off x="0" y="0"/>
-                      <a:ext cx="6120130" cy="1914525"/>
+                      <a:ext cx="6120130" cy="1981835"/>
                     </a:xfrm>
                     <a:prstGeom prst="rect">
                       <a:avLst/>
@@ -36726,19 +36250,25 @@
       <w:pPr>
         <w:ind w:firstLine="709"/>
         <w:rPr>
-          <w:lang w:val="ru-RU"/>
-        </w:rPr>
-      </w:pPr>
-      <w:r>
+          <w:lang w:val="ru-UA"/>
+        </w:rPr>
+      </w:pPr>
+      <w:r>
+        <w:rPr>
+          <w:lang w:val="ru-UA"/>
+        </w:rPr>
         <w:t>Рисунок 3.</w:t>
       </w:r>
       <w:r>
         <w:rPr>
           <w:lang w:val="ru-UA"/>
         </w:rPr>
-        <w:t>4</w:t>
-      </w:r>
-      <w:r>
+        <w:t>3</w:t>
+      </w:r>
+      <w:r>
+        <w:rPr>
+          <w:lang w:val="ru-UA"/>
+        </w:rPr>
         <w:t xml:space="preserve"> </w:t>
       </w:r>
       <w:r>
@@ -36751,47 +36281,125 @@
         <w:rPr>
           <w:lang w:val="ru-RU"/>
         </w:rPr>
-        <w:t xml:space="preserve"> </w:t>
-      </w:r>
-      <w:r>
-        <w:rPr>
-          <w:lang w:val="ru-RU"/>
-        </w:rPr>
-        <w:t>Додавання</w:t>
-      </w:r>
-      <w:r>
-        <w:rPr>
-          <w:lang w:val="ru-RU"/>
-        </w:rPr>
-        <w:t xml:space="preserve"> нового</w:t>
-      </w:r>
-      <w:r>
-        <w:rPr>
-          <w:lang w:val="ru-RU"/>
-        </w:rPr>
-        <w:t xml:space="preserve"> пакунку</w:t>
+        <w:t xml:space="preserve"> Вкладка «Налаштування </w:t>
+      </w:r>
+      <w:r>
+        <w:rPr>
+          <w:lang w:val="ru-RU"/>
+        </w:rPr>
+        <w:t>флоту</w:t>
+      </w:r>
+      <w:r>
+        <w:rPr>
+          <w:lang w:val="ru-RU"/>
+        </w:rPr>
+        <w:t>»</w:t>
       </w:r>
     </w:p>
     <w:p>
       <w:pPr>
-        <w:rPr>
-          <w:lang w:val="ru-RU"/>
-        </w:rPr>
-      </w:pPr>
+        <w:ind w:firstLine="709"/>
+        <w:rPr>
+          <w:lang w:val="ru-UA"/>
+        </w:rPr>
+      </w:pPr>
+      <w:r>
+        <w:t>2. На вкладці «</w:t>
+      </w:r>
+      <w:r>
+        <w:rPr>
+          <w:lang w:val="ru-UA"/>
+        </w:rPr>
+        <w:t>Пакунки</w:t>
+      </w:r>
+      <w:r>
+        <w:t>» додаються замовлення на доставку. Для кожного пакета вказується адреса, вага</w:t>
+      </w:r>
+      <w:r>
+        <w:rPr>
+          <w:lang w:val="en-US"/>
+        </w:rPr>
+        <w:t xml:space="preserve"> (</w:t>
+      </w:r>
+      <w:proofErr w:type="spellStart"/>
+      <w:r>
+        <w:rPr>
+          <w:lang w:val="en-US"/>
+        </w:rPr>
+        <w:t>рис</w:t>
+      </w:r>
+      <w:proofErr w:type="spellEnd"/>
+      <w:r>
+        <w:rPr>
+          <w:lang w:val="en-US"/>
+        </w:rPr>
+        <w:t>. 3.</w:t>
+      </w:r>
+      <w:r>
+        <w:rPr>
+          <w:lang w:val="en-US"/>
+        </w:rPr>
+        <w:t>4</w:t>
+      </w:r>
+      <w:r>
+        <w:rPr>
+          <w:lang w:val="en-US"/>
+        </w:rPr>
+        <w:t>)</w:t>
+      </w:r>
+      <w:r>
+        <w:t>. Адреса автоматично геокодується через Nominati</w:t>
+      </w:r>
+      <w:r>
+        <w:rPr>
+          <w:lang w:val="en-US"/>
+        </w:rPr>
+        <w:t>m</w:t>
+      </w:r>
+      <w:r>
+        <w:t>.</w:t>
+      </w:r>
+      <w:r>
+        <w:t xml:space="preserve"> Також в цій вкладці є можливість змінити існуючі пакунки та додати їх до оптимізації</w:t>
+      </w:r>
+      <w:r>
+        <w:rPr>
+          <w:lang w:val="en-US"/>
+        </w:rPr>
+        <w:t xml:space="preserve"> (</w:t>
+      </w:r>
+      <w:r>
+        <w:t>рис. 3.5)</w:t>
+      </w:r>
+      <w:r>
+        <w:t>.</w:t>
+      </w:r>
     </w:p>
     <w:p>
       <w:pPr>
+        <w:ind w:firstLine="709"/>
+        <w:rPr>
+          <w:lang w:val="ru-UA"/>
+        </w:rPr>
+      </w:pPr>
+    </w:p>
+    <w:p>
+      <w:pPr>
         <w:spacing w:line="240" w:lineRule="auto"/>
+        <w:rPr>
+          <w:lang w:val="ru-UA"/>
+        </w:rPr>
       </w:pPr>
       <w:r>
         <w:rPr>
           <w:noProof/>
+          <w:lang w:val="ru-UA"/>
         </w:rPr>
         <w:drawing>
-          <wp:inline distT="0" distB="0" distL="0" distR="0" wp14:anchorId="1D3C98D1" wp14:editId="6E0E58D7">
-            <wp:extent cx="6120130" cy="1768475"/>
-            <wp:effectExtent l="0" t="0" r="0" b="3175"/>
-            <wp:docPr id="15" name="Picture 15"/>
+          <wp:inline distT="0" distB="0" distL="0" distR="0" wp14:anchorId="6CFE3A35" wp14:editId="27D7AA1B">
+            <wp:extent cx="6120130" cy="1914525"/>
+            <wp:effectExtent l="0" t="0" r="0" b="9525"/>
+            <wp:docPr id="12" name="Picture 12"/>
             <wp:cNvGraphicFramePr>
               <a:graphicFrameLocks xmlns:a="http://schemas.openxmlformats.org/drawingml/2006/main" noChangeAspect="1"/>
             </wp:cNvGraphicFramePr>
@@ -36811,7 +36419,7 @@
                   <pic:spPr>
                     <a:xfrm>
                       <a:off x="0" y="0"/>
-                      <a:ext cx="6120130" cy="1768475"/>
+                      <a:ext cx="6120130" cy="1914525"/>
                     </a:xfrm>
                     <a:prstGeom prst="rect">
                       <a:avLst/>
@@ -36827,16 +36435,18 @@
     <w:p>
       <w:pPr>
         <w:ind w:firstLine="709"/>
-      </w:pPr>
-      <w:r>
-        <w:lastRenderedPageBreak/>
+        <w:rPr>
+          <w:lang w:val="ru-RU"/>
+        </w:rPr>
+      </w:pPr>
+      <w:r>
         <w:t>Рисунок 3.</w:t>
       </w:r>
       <w:r>
         <w:rPr>
-          <w:lang w:val="en-US"/>
-        </w:rPr>
-        <w:t>5</w:t>
+          <w:lang w:val="ru-UA"/>
+        </w:rPr>
+        <w:t>4</w:t>
       </w:r>
       <w:r>
         <w:t xml:space="preserve"> </w:t>
@@ -36851,158 +36461,47 @@
         <w:rPr>
           <w:lang w:val="ru-RU"/>
         </w:rPr>
-        <w:t xml:space="preserve"> Збережені пакунки</w:t>
+        <w:t xml:space="preserve"> </w:t>
+      </w:r>
+      <w:r>
+        <w:rPr>
+          <w:lang w:val="ru-RU"/>
+        </w:rPr>
+        <w:t>Додавання</w:t>
+      </w:r>
+      <w:r>
+        <w:rPr>
+          <w:lang w:val="ru-RU"/>
+        </w:rPr>
+        <w:t xml:space="preserve"> нового</w:t>
+      </w:r>
+      <w:r>
+        <w:rPr>
+          <w:lang w:val="ru-RU"/>
+        </w:rPr>
+        <w:t xml:space="preserve"> пакунку</w:t>
       </w:r>
     </w:p>
     <w:p>
       <w:pPr>
-        <w:ind w:firstLine="709"/>
-        <w:rPr>
-          <w:lang w:val="ru-UA"/>
+        <w:rPr>
+          <w:lang w:val="ru-RU"/>
         </w:rPr>
       </w:pPr>
     </w:p>
     <w:p>
       <w:pPr>
-        <w:ind w:firstLine="709"/>
-      </w:pPr>
-      <w:r>
-        <w:t>3. На вкладці «</w:t>
-      </w:r>
-      <w:r>
-        <w:t>Карта та оптимізація</w:t>
-      </w:r>
-      <w:r>
-        <w:t xml:space="preserve">» користувач вказує адресу депо (точки старту маршрутів), </w:t>
-      </w:r>
-      <w:r>
-        <w:rPr>
-          <w:lang w:val="ru-UA"/>
-        </w:rPr>
-        <w:t>адреси доставки</w:t>
-      </w:r>
-      <w:r>
-        <w:rPr>
-          <w:lang w:val="en-US"/>
-        </w:rPr>
-        <w:t xml:space="preserve">, </w:t>
-      </w:r>
-      <w:r>
-        <w:t xml:space="preserve">радіус завантаження графа (за замовчуванням </w:t>
-      </w:r>
-      <w:r>
-        <w:rPr>
-          <w:lang w:val="en-US"/>
-        </w:rPr>
-        <w:t>8</w:t>
-      </w:r>
-      <w:r>
-        <w:t xml:space="preserve"> км) та натискає кнопку «</w:t>
-      </w:r>
-      <w:r>
-        <w:t>Оптимізувати маршрути</w:t>
-      </w:r>
-      <w:r>
-        <w:t>»</w:t>
-      </w:r>
-      <w:r>
-        <w:t xml:space="preserve"> (рис. 3.</w:t>
-      </w:r>
-      <w:r>
-        <w:t>6</w:t>
-      </w:r>
-      <w:r>
-        <w:t>)</w:t>
-      </w:r>
-      <w:r>
-        <w:t xml:space="preserve">. Альтернативно, депо можна обрати кліком безпосередньо на </w:t>
-      </w:r>
-      <w:r>
-        <w:t>мапі</w:t>
-      </w:r>
-      <w:r>
-        <w:t xml:space="preserve"> (режим «</w:t>
-      </w:r>
-      <w:r>
-        <w:t>Режим кліку на мапі</w:t>
-      </w:r>
-      <w:r>
-        <w:t>»</w:t>
-      </w:r>
-      <w:r>
-        <w:t>).</w:t>
-      </w:r>
-    </w:p>
-    <w:p>
-      <w:pPr>
-        <w:ind w:firstLine="709"/>
-      </w:pPr>
-      <w:r>
-        <w:t xml:space="preserve">4. Після завершення оптимізації відображається інтерактивна карта з кольоровими маршрутами для кожного транспортного засобу (зелений маркер </w:t>
-      </w:r>
-      <w:r>
-        <w:rPr>
-          <w:lang w:val="ru-RU"/>
-        </w:rPr>
-        <w:t>–</w:t>
-      </w:r>
-      <w:r>
-        <w:t xml:space="preserve"> депо, червоні нумеровані маркери </w:t>
-      </w:r>
-      <w:r>
-        <w:rPr>
-          <w:lang w:val="ru-RU"/>
-        </w:rPr>
-        <w:t>–</w:t>
-      </w:r>
-      <w:r>
-        <w:t xml:space="preserve"> пункти доставки).</w:t>
-      </w:r>
-      <w:r>
-        <w:t xml:space="preserve"> </w:t>
-      </w:r>
-      <w:r>
-        <w:t>У бічній панелі виводиться сумарний час, кількість задіяних машин та список нерозподілених замовлень (якщо такі є).</w:t>
-      </w:r>
-      <w:r>
-        <w:t xml:space="preserve"> </w:t>
-      </w:r>
-      <w:r>
-        <w:t>На рисунку 3.</w:t>
-      </w:r>
-      <w:r>
-        <w:t>7</w:t>
-      </w:r>
-      <w:r>
-        <w:t xml:space="preserve"> представлено вигляд результатів оптимізації.</w:t>
-      </w:r>
-    </w:p>
-    <w:p>
-      <w:pPr>
-        <w:ind w:firstLine="709"/>
-        <w:rPr>
-          <w:lang w:val="ru-UA"/>
-        </w:rPr>
-      </w:pPr>
-    </w:p>
-    <w:p>
-      <w:pPr>
         <w:spacing w:line="240" w:lineRule="auto"/>
-        <w:jc w:val="center"/>
-        <w:rPr>
-          <w:lang w:val="ru-UA"/>
-        </w:rPr>
       </w:pPr>
       <w:r>
         <w:rPr>
           <w:noProof/>
-          <w:lang w:val="ru-UA"/>
         </w:rPr>
         <w:drawing>
-          <wp:inline distT="0" distB="0" distL="0" distR="0" wp14:anchorId="73F038A5" wp14:editId="6D2DF8EB">
-            <wp:extent cx="6096000" cy="3734890"/>
-            <wp:effectExtent l="0" t="0" r="0" b="0"/>
-            <wp:docPr id="13" name="Picture 13"/>
+          <wp:inline distT="0" distB="0" distL="0" distR="0" wp14:anchorId="1D3C98D1" wp14:editId="6E0E58D7">
+            <wp:extent cx="6120130" cy="1768475"/>
+            <wp:effectExtent l="0" t="0" r="0" b="3175"/>
+            <wp:docPr id="15" name="Picture 15"/>
             <wp:cNvGraphicFramePr>
               <a:graphicFrameLocks xmlns:a="http://schemas.openxmlformats.org/drawingml/2006/main" noChangeAspect="1"/>
             </wp:cNvGraphicFramePr>
@@ -37022,7 +36521,7 @@
                   <pic:spPr>
                     <a:xfrm>
                       <a:off x="0" y="0"/>
-                      <a:ext cx="6128985" cy="3755099"/>
+                      <a:ext cx="6120130" cy="1768475"/>
                     </a:xfrm>
                     <a:prstGeom prst="rect">
                       <a:avLst/>
@@ -37038,26 +36537,18 @@
     <w:p>
       <w:pPr>
         <w:ind w:firstLine="709"/>
-        <w:rPr>
-          <w:lang w:val="ru-RU"/>
-        </w:rPr>
-      </w:pPr>
-      <w:r>
-        <w:rPr>
-          <w:lang w:val="ru-UA"/>
-        </w:rPr>
+      </w:pPr>
+      <w:r>
+        <w:lastRenderedPageBreak/>
         <w:t>Рисунок 3.</w:t>
       </w:r>
       <w:r>
         <w:rPr>
-          <w:lang w:val="ru-UA"/>
-        </w:rPr>
-        <w:t>6</w:t>
-      </w:r>
-      <w:r>
-        <w:rPr>
-          <w:lang w:val="ru-UA"/>
-        </w:rPr>
+          <w:lang w:val="en-US"/>
+        </w:rPr>
+        <w:t>5</w:t>
+      </w:r>
+      <w:r>
         <w:t xml:space="preserve"> </w:t>
       </w:r>
       <w:r>
@@ -37070,31 +36561,142 @@
         <w:rPr>
           <w:lang w:val="ru-RU"/>
         </w:rPr>
-        <w:t xml:space="preserve"> Вкладка з налаштуванням</w:t>
-      </w:r>
-      <w:r>
-        <w:rPr>
-          <w:lang w:val="ru-RU"/>
-        </w:rPr>
-        <w:t>и</w:t>
-      </w:r>
-      <w:r>
-        <w:rPr>
-          <w:lang w:val="ru-RU"/>
-        </w:rPr>
-        <w:t xml:space="preserve"> оптимізації</w:t>
+        <w:t xml:space="preserve"> Збережені пакунки</w:t>
       </w:r>
     </w:p>
     <w:p>
       <w:pPr>
         <w:ind w:firstLine="709"/>
         <w:rPr>
-          <w:lang w:val="ru-RU"/>
+          <w:lang w:val="ru-UA"/>
         </w:rPr>
       </w:pPr>
     </w:p>
     <w:p>
       <w:pPr>
+        <w:ind w:firstLine="709"/>
+      </w:pPr>
+      <w:r>
+        <w:t>3. На вкладці «</w:t>
+      </w:r>
+      <w:r>
+        <w:t>Карта та оптимізація</w:t>
+      </w:r>
+      <w:r>
+        <w:t xml:space="preserve">» користувач вказує адресу депо (точки старту маршрутів), </w:t>
+      </w:r>
+      <w:r>
+        <w:rPr>
+          <w:lang w:val="ru-UA"/>
+        </w:rPr>
+        <w:t>адреси доставки</w:t>
+      </w:r>
+      <w:r>
+        <w:rPr>
+          <w:lang w:val="en-US"/>
+        </w:rPr>
+        <w:t xml:space="preserve">, </w:t>
+      </w:r>
+      <w:r>
+        <w:t xml:space="preserve">радіус завантаження графа (за замовчуванням </w:t>
+      </w:r>
+      <w:r>
+        <w:rPr>
+          <w:lang w:val="en-US"/>
+        </w:rPr>
+        <w:t>8</w:t>
+      </w:r>
+      <w:r>
+        <w:t xml:space="preserve"> км) та натискає кнопку «</w:t>
+      </w:r>
+      <w:r>
+        <w:t>Оптимізувати маршрути</w:t>
+      </w:r>
+      <w:r>
+        <w:t>»</w:t>
+      </w:r>
+      <w:r>
+        <w:t xml:space="preserve"> (рис. 3.</w:t>
+      </w:r>
+      <w:r>
+        <w:t>6</w:t>
+      </w:r>
+      <w:r>
+        <w:t>)</w:t>
+      </w:r>
+      <w:r>
+        <w:t xml:space="preserve">. Альтернативно, депо можна обрати кліком безпосередньо на </w:t>
+      </w:r>
+      <w:r>
+        <w:t>мапі</w:t>
+      </w:r>
+      <w:r>
+        <w:t xml:space="preserve"> (режим «</w:t>
+      </w:r>
+      <w:r>
+        <w:t>Режим кліку на мапі</w:t>
+      </w:r>
+      <w:r>
+        <w:t>»</w:t>
+      </w:r>
+      <w:r>
+        <w:t>).</w:t>
+      </w:r>
+    </w:p>
+    <w:p>
+      <w:pPr>
+        <w:ind w:firstLine="709"/>
+      </w:pPr>
+      <w:r>
+        <w:t xml:space="preserve">4. Після завершення оптимізації відображається інтерактивна карта з кольоровими маршрутами для кожного транспортного засобу (зелений маркер </w:t>
+      </w:r>
+      <w:r>
+        <w:rPr>
+          <w:lang w:val="ru-RU"/>
+        </w:rPr>
+        <w:t>–</w:t>
+      </w:r>
+      <w:r>
+        <w:t xml:space="preserve"> депо, червоні нумеровані маркери </w:t>
+      </w:r>
+      <w:r>
+        <w:rPr>
+          <w:lang w:val="ru-RU"/>
+        </w:rPr>
+        <w:t>–</w:t>
+      </w:r>
+      <w:r>
+        <w:t xml:space="preserve"> пункти доставки).</w:t>
+      </w:r>
+      <w:r>
+        <w:t xml:space="preserve"> </w:t>
+      </w:r>
+      <w:r>
+        <w:t>У бічній панелі виводиться сумарний час, кількість задіяних машин та список нерозподілених замовлень (якщо такі є).</w:t>
+      </w:r>
+      <w:r>
+        <w:t xml:space="preserve"> </w:t>
+      </w:r>
+      <w:r>
+        <w:t>На рисунку 3.</w:t>
+      </w:r>
+      <w:r>
+        <w:t>7</w:t>
+      </w:r>
+      <w:r>
+        <w:t xml:space="preserve"> представлено вигляд результатів оптимізації.</w:t>
+      </w:r>
+    </w:p>
+    <w:p>
+      <w:pPr>
+        <w:ind w:firstLine="709"/>
+        <w:rPr>
+          <w:lang w:val="ru-UA"/>
+        </w:rPr>
+      </w:pPr>
+    </w:p>
+    <w:p>
+      <w:pPr>
         <w:spacing w:line="240" w:lineRule="auto"/>
         <w:jc w:val="center"/>
         <w:rPr>
@@ -37106,12 +36708,11 @@
           <w:noProof/>
           <w:lang w:val="ru-UA"/>
         </w:rPr>
-        <w:lastRenderedPageBreak/>
         <w:drawing>
-          <wp:inline distT="0" distB="0" distL="0" distR="0" wp14:anchorId="2B8D881F" wp14:editId="3918D24F">
-            <wp:extent cx="6128385" cy="2828925"/>
-            <wp:effectExtent l="0" t="0" r="5715" b="9525"/>
-            <wp:docPr id="14" name="Picture 14"/>
+          <wp:inline distT="0" distB="0" distL="0" distR="0" wp14:anchorId="73F038A5" wp14:editId="6D2DF8EB">
+            <wp:extent cx="6096000" cy="3734890"/>
+            <wp:effectExtent l="0" t="0" r="0" b="0"/>
+            <wp:docPr id="13" name="Picture 13"/>
             <wp:cNvGraphicFramePr>
               <a:graphicFrameLocks xmlns:a="http://schemas.openxmlformats.org/drawingml/2006/main" noChangeAspect="1"/>
             </wp:cNvGraphicFramePr>
@@ -37131,6 +36732,115 @@
                   <pic:spPr>
                     <a:xfrm>
                       <a:off x="0" y="0"/>
+                      <a:ext cx="6128985" cy="3755099"/>
+                    </a:xfrm>
+                    <a:prstGeom prst="rect">
+                      <a:avLst/>
+                    </a:prstGeom>
+                  </pic:spPr>
+                </pic:pic>
+              </a:graphicData>
+            </a:graphic>
+          </wp:inline>
+        </w:drawing>
+      </w:r>
+    </w:p>
+    <w:p>
+      <w:pPr>
+        <w:ind w:firstLine="709"/>
+        <w:rPr>
+          <w:lang w:val="ru-RU"/>
+        </w:rPr>
+      </w:pPr>
+      <w:r>
+        <w:rPr>
+          <w:lang w:val="ru-UA"/>
+        </w:rPr>
+        <w:t>Рисунок 3.</w:t>
+      </w:r>
+      <w:r>
+        <w:rPr>
+          <w:lang w:val="ru-UA"/>
+        </w:rPr>
+        <w:t>6</w:t>
+      </w:r>
+      <w:r>
+        <w:rPr>
+          <w:lang w:val="ru-UA"/>
+        </w:rPr>
+        <w:t xml:space="preserve"> </w:t>
+      </w:r>
+      <w:r>
+        <w:rPr>
+          <w:lang w:val="ru-RU"/>
+        </w:rPr>
+        <w:t>–</w:t>
+      </w:r>
+      <w:r>
+        <w:rPr>
+          <w:lang w:val="ru-RU"/>
+        </w:rPr>
+        <w:t xml:space="preserve"> Вкладка з налаштуванням</w:t>
+      </w:r>
+      <w:r>
+        <w:rPr>
+          <w:lang w:val="ru-RU"/>
+        </w:rPr>
+        <w:t>и</w:t>
+      </w:r>
+      <w:r>
+        <w:rPr>
+          <w:lang w:val="ru-RU"/>
+        </w:rPr>
+        <w:t xml:space="preserve"> оптимізації</w:t>
+      </w:r>
+    </w:p>
+    <w:p>
+      <w:pPr>
+        <w:ind w:firstLine="709"/>
+        <w:rPr>
+          <w:lang w:val="ru-RU"/>
+        </w:rPr>
+      </w:pPr>
+    </w:p>
+    <w:p>
+      <w:pPr>
+        <w:spacing w:line="240" w:lineRule="auto"/>
+        <w:jc w:val="center"/>
+        <w:rPr>
+          <w:lang w:val="ru-UA"/>
+        </w:rPr>
+      </w:pPr>
+      <w:r>
+        <w:rPr>
+          <w:noProof/>
+          <w:lang w:val="ru-UA"/>
+        </w:rPr>
+        <w:lastRenderedPageBreak/>
+        <w:drawing>
+          <wp:inline distT="0" distB="0" distL="0" distR="0" wp14:anchorId="2B8D881F" wp14:editId="3918D24F">
+            <wp:extent cx="6128385" cy="2828925"/>
+            <wp:effectExtent l="0" t="0" r="5715" b="9525"/>
+            <wp:docPr id="14" name="Picture 14"/>
+            <wp:cNvGraphicFramePr>
+              <a:graphicFrameLocks xmlns:a="http://schemas.openxmlformats.org/drawingml/2006/main" noChangeAspect="1"/>
+            </wp:cNvGraphicFramePr>
+            <a:graphic xmlns:a="http://schemas.openxmlformats.org/drawingml/2006/main">
+              <a:graphicData uri="http://schemas.openxmlformats.org/drawingml/2006/picture">
+                <pic:pic xmlns:pic="http://schemas.openxmlformats.org/drawingml/2006/picture">
+                  <pic:nvPicPr>
+                    <pic:cNvPr id="1" name=""/>
+                    <pic:cNvPicPr/>
+                  </pic:nvPicPr>
+                  <pic:blipFill>
+                    <a:blip r:embed="rId23"/>
+                    <a:stretch>
+                      <a:fillRect/>
+                    </a:stretch>
+                  </pic:blipFill>
+                  <pic:spPr>
+                    <a:xfrm>
+                      <a:off x="0" y="0"/>
                       <a:ext cx="6157657" cy="2842437"/>
                     </a:xfrm>
                     <a:prstGeom prst="rect">
@@ -39001,6 +38711,7 @@
         </w:rPr>
         <w:t xml:space="preserve"> </w:t>
       </w:r>
+      <w:proofErr w:type="gramStart"/>
       <w:r>
         <w:t>приблизними</w:t>
       </w:r>
@@ -39021,6 +38732,7 @@
         <w:t>розв’язками</w:t>
       </w:r>
       <w:proofErr w:type="spellEnd"/>
+      <w:proofErr w:type="gramEnd"/>
       <w:r>
         <w:rPr>
           <w:lang w:val="en-US"/>
@@ -44316,7 +44028,7 @@
       </w:r>
     </w:p>
     <w:sectPr>
-      <w:footerReference w:type="default" r:id="rId23"/>
+      <w:footerReference w:type="default" r:id="rId24"/>
       <w:pgSz w:w="11906" w:h="16838"/>
       <w:pgMar w:top="1134" w:right="567" w:bottom="1134" w:left="1701" w:header="720" w:footer="1134" w:gutter="0"/>
       <w:cols w:space="720"/>
